--- a/Assets/Documentos/GDD_Inicial.docx
+++ b/Assets/Documentos/GDD_Inicial.docx
@@ -1,6 +1,6 @@
 
 <file path=word/document.xml><?xml version="1.0" encoding="utf-8"?>
-<w:document xmlns:wpc="http://schemas.microsoft.com/office/word/2010/wordprocessingCanvas" xmlns:cx="http://schemas.microsoft.com/office/drawing/2014/chartex" xmlns:cx1="http://schemas.microsoft.com/office/drawing/2015/9/8/chartex" xmlns:cx2="http://schemas.microsoft.com/office/drawing/2015/10/21/chartex" xmlns:cx3="http://schemas.microsoft.com/office/drawing/2016/5/9/chartex" xmlns:cx4="http://schemas.microsoft.com/office/drawing/2016/5/10/chartex" xmlns:cx5="http://schemas.microsoft.com/office/drawing/2016/5/11/chartex" xmlns:cx6="http://schemas.microsoft.com/office/drawing/2016/5/12/chartex" xmlns:cx7="http://schemas.microsoft.com/office/drawing/2016/5/13/chartex" xmlns:cx8="http://schemas.microsoft.com/office/drawing/2016/5/14/chartex" xmlns:mc="http://schemas.openxmlformats.org/markup-compatibility/2006" xmlns:aink="http://schemas.microsoft.com/office/drawing/2016/ink" xmlns:am3d="http://schemas.microsoft.com/office/drawing/2017/model3d" xmlns:o="urn:schemas-microsoft-com:office:office" xmlns:r="http://schemas.openxmlformats.org/officeDocument/2006/relationships" xmlns:m="http://schemas.openxmlformats.org/officeDocument/2006/math" xmlns:v="urn:schemas-microsoft-com:vml" xmlns:wp14="http://schemas.microsoft.com/office/word/2010/wordprocessingDrawing" xmlns:wp="http://schemas.openxmlformats.org/drawingml/2006/wordprocessingDrawing" xmlns:w10="urn:schemas-microsoft-com:office:word" xmlns:w="http://schemas.openxmlformats.org/wordprocessingml/2006/main" xmlns:w14="http://schemas.microsoft.com/office/word/2010/wordml" xmlns:w15="http://schemas.microsoft.com/office/word/2012/wordml" xmlns:w16cid="http://schemas.microsoft.com/office/word/2016/wordml/cid" xmlns:w16se="http://schemas.microsoft.com/office/word/2015/wordml/symex" xmlns:wpg="http://schemas.microsoft.com/office/word/2010/wordprocessingGroup" xmlns:wpi="http://schemas.microsoft.com/office/word/2010/wordprocessingInk" xmlns:wne="http://schemas.microsoft.com/office/word/2006/wordml" xmlns:wps="http://schemas.microsoft.com/office/word/2010/wordprocessingShape" mc:Ignorable="w14 w15 w16se w16cid wp14">
+<w:document xmlns:wpc="http://schemas.microsoft.com/office/word/2010/wordprocessingCanvas" xmlns:cx="http://schemas.microsoft.com/office/drawing/2014/chartex" xmlns:cx1="http://schemas.microsoft.com/office/drawing/2015/9/8/chartex" xmlns:cx2="http://schemas.microsoft.com/office/drawing/2015/10/21/chartex" xmlns:cx3="http://schemas.microsoft.com/office/drawing/2016/5/9/chartex" xmlns:cx4="http://schemas.microsoft.com/office/drawing/2016/5/10/chartex" xmlns:cx5="http://schemas.microsoft.com/office/drawing/2016/5/11/chartex" xmlns:cx6="http://schemas.microsoft.com/office/drawing/2016/5/12/chartex" xmlns:cx7="http://schemas.microsoft.com/office/drawing/2016/5/13/chartex" xmlns:cx8="http://schemas.microsoft.com/office/drawing/2016/5/14/chartex" xmlns:mc="http://schemas.openxmlformats.org/markup-compatibility/2006" xmlns:aink="http://schemas.microsoft.com/office/drawing/2016/ink" xmlns:am3d="http://schemas.microsoft.com/office/drawing/2017/model3d" xmlns:o="urn:schemas-microsoft-com:office:office" xmlns:oel="http://schemas.microsoft.com/office/2019/extlst" xmlns:r="http://schemas.openxmlformats.org/officeDocument/2006/relationships" xmlns:m="http://schemas.openxmlformats.org/officeDocument/2006/math" xmlns:v="urn:schemas-microsoft-com:vml" xmlns:wp14="http://schemas.microsoft.com/office/word/2010/wordprocessingDrawing" xmlns:wp="http://schemas.openxmlformats.org/drawingml/2006/wordprocessingDrawing" xmlns:w10="urn:schemas-microsoft-com:office:word" xmlns:w="http://schemas.openxmlformats.org/wordprocessingml/2006/main" xmlns:w14="http://schemas.microsoft.com/office/word/2010/wordml" xmlns:w15="http://schemas.microsoft.com/office/word/2012/wordml" xmlns:w16cex="http://schemas.microsoft.com/office/word/2018/wordml/cex" xmlns:w16cid="http://schemas.microsoft.com/office/word/2016/wordml/cid" xmlns:w16="http://schemas.microsoft.com/office/word/2018/wordml" xmlns:w16du="http://schemas.microsoft.com/office/word/2023/wordml/word16du" xmlns:w16sdtdh="http://schemas.microsoft.com/office/word/2020/wordml/sdtdatahash" xmlns:w16sdtfl="http://schemas.microsoft.com/office/word/2024/wordml/sdtformatlock" xmlns:w16se="http://schemas.microsoft.com/office/word/2015/wordml/symex" xmlns:wpg="http://schemas.microsoft.com/office/word/2010/wordprocessingGroup" xmlns:wpi="http://schemas.microsoft.com/office/word/2010/wordprocessingInk" xmlns:wne="http://schemas.microsoft.com/office/word/2006/wordml" xmlns:wps="http://schemas.microsoft.com/office/word/2010/wordprocessingShape" mc:Ignorable="w14 w15 w16se w16cid w16 w16cex w16sdtdh w16sdtfl w16du wp14">
   <w:body>
     <w:p>
       <w:pPr>
@@ -33,6 +33,13 @@
     </w:p>
     <w:sdt>
       <w:sdtPr>
+        <w:rPr>
+          <w:rFonts w:asciiTheme="minorHAnsi" w:eastAsiaTheme="minorHAnsi" w:hAnsiTheme="minorHAnsi" w:cstheme="minorBidi"/>
+          <w:spacing w:val="0"/>
+          <w:kern w:val="0"/>
+          <w:sz w:val="22"/>
+          <w:szCs w:val="22"/>
+        </w:rPr>
         <w:id w:val="-1982304581"/>
         <w:docPartObj>
           <w:docPartGallery w:val="Table of Contents"/>
@@ -41,19 +48,14 @@
       </w:sdtPr>
       <w:sdtEndPr>
         <w:rPr>
-          <w:rFonts w:asciiTheme="minorHAnsi" w:eastAsiaTheme="minorHAnsi" w:hAnsiTheme="minorHAnsi" w:cstheme="minorBidi"/>
           <w:b/>
           <w:bCs/>
-          <w:color w:val="auto"/>
-          <w:sz w:val="22"/>
-          <w:szCs w:val="22"/>
-          <w:lang w:eastAsia="en-US"/>
         </w:rPr>
       </w:sdtEndPr>
       <w:sdtContent>
         <w:p>
           <w:pPr>
-            <w:pStyle w:val="TtuloTDC"/>
+            <w:pStyle w:val="Ttulo"/>
           </w:pPr>
           <w:r>
             <w:t>Índice</w:t>
@@ -63,12 +65,17 @@
           <w:pPr>
             <w:pStyle w:val="TDC1"/>
             <w:tabs>
+              <w:tab w:val="left" w:pos="440"/>
               <w:tab w:val="right" w:leader="dot" w:pos="8494"/>
             </w:tabs>
             <w:rPr>
               <w:rFonts w:eastAsiaTheme="minorEastAsia"/>
               <w:noProof/>
+              <w:kern w:val="2"/>
+              <w:sz w:val="24"/>
+              <w:szCs w:val="24"/>
               <w:lang w:eastAsia="es-ES"/>
+              <w14:ligatures w14:val="standardContextual"/>
             </w:rPr>
           </w:pPr>
           <w:r>
@@ -80,12 +87,31 @@
           <w:r>
             <w:fldChar w:fldCharType="separate"/>
           </w:r>
-          <w:hyperlink w:anchor="_Toc104810658" w:history="1">
+          <w:hyperlink w:anchor="_Toc192779872" w:history="1">
             <w:r>
               <w:rPr>
                 <w:rStyle w:val="Hipervnculo"/>
                 <w:noProof/>
               </w:rPr>
+              <w:t>1.</w:t>
+            </w:r>
+            <w:r>
+              <w:rPr>
+                <w:rFonts w:eastAsiaTheme="minorEastAsia"/>
+                <w:noProof/>
+                <w:kern w:val="2"/>
+                <w:sz w:val="24"/>
+                <w:szCs w:val="24"/>
+                <w:lang w:eastAsia="es-ES"/>
+                <w14:ligatures w14:val="standardContextual"/>
+              </w:rPr>
+              <w:tab/>
+            </w:r>
+            <w:r>
+              <w:rPr>
+                <w:rStyle w:val="Hipervnculo"/>
+                <w:noProof/>
+              </w:rPr>
               <w:t>Ficha técnica</w:t>
             </w:r>
             <w:r>
@@ -107,7 +133,665 @@
                 <w:noProof/>
                 <w:webHidden/>
               </w:rPr>
-              <w:instrText xml:space="preserve"> PAGEREF _Toc104810658 \h </w:instrText>
+              <w:instrText xml:space="preserve"> PAGEREF _Toc192779872 \h </w:instrText>
+            </w:r>
+            <w:r>
+              <w:rPr>
+                <w:noProof/>
+                <w:webHidden/>
+              </w:rPr>
+            </w:r>
+            <w:r>
+              <w:rPr>
+                <w:noProof/>
+                <w:webHidden/>
+              </w:rPr>
+              <w:fldChar w:fldCharType="separate"/>
+            </w:r>
+            <w:r>
+              <w:rPr>
+                <w:noProof/>
+                <w:webHidden/>
+              </w:rPr>
+              <w:t>2</w:t>
+            </w:r>
+            <w:r>
+              <w:rPr>
+                <w:noProof/>
+                <w:webHidden/>
+              </w:rPr>
+              <w:fldChar w:fldCharType="end"/>
+            </w:r>
+          </w:hyperlink>
+        </w:p>
+        <w:p>
+          <w:pPr>
+            <w:pStyle w:val="TDC2"/>
+            <w:tabs>
+              <w:tab w:val="left" w:pos="720"/>
+              <w:tab w:val="right" w:leader="dot" w:pos="8494"/>
+            </w:tabs>
+            <w:rPr>
+              <w:rFonts w:eastAsiaTheme="minorEastAsia"/>
+              <w:noProof/>
+              <w:kern w:val="2"/>
+              <w:sz w:val="24"/>
+              <w:szCs w:val="24"/>
+              <w:lang w:eastAsia="es-ES"/>
+              <w14:ligatures w14:val="standardContextual"/>
+            </w:rPr>
+          </w:pPr>
+          <w:hyperlink w:anchor="_Toc192779873" w:history="1">
+            <w:r>
+              <w:rPr>
+                <w:rStyle w:val="Hipervnculo"/>
+                <w:noProof/>
+              </w:rPr>
+              <w:t>1.</w:t>
+            </w:r>
+            <w:r>
+              <w:rPr>
+                <w:rFonts w:eastAsiaTheme="minorEastAsia"/>
+                <w:noProof/>
+                <w:kern w:val="2"/>
+                <w:sz w:val="24"/>
+                <w:szCs w:val="24"/>
+                <w:lang w:eastAsia="es-ES"/>
+                <w14:ligatures w14:val="standardContextual"/>
+              </w:rPr>
+              <w:tab/>
+            </w:r>
+            <w:r>
+              <w:rPr>
+                <w:rStyle w:val="Hipervnculo"/>
+                <w:noProof/>
+              </w:rPr>
+              <w:t>Título</w:t>
+            </w:r>
+            <w:r>
+              <w:rPr>
+                <w:noProof/>
+                <w:webHidden/>
+              </w:rPr>
+              <w:tab/>
+            </w:r>
+            <w:r>
+              <w:rPr>
+                <w:noProof/>
+                <w:webHidden/>
+              </w:rPr>
+              <w:fldChar w:fldCharType="begin"/>
+            </w:r>
+            <w:r>
+              <w:rPr>
+                <w:noProof/>
+                <w:webHidden/>
+              </w:rPr>
+              <w:instrText xml:space="preserve"> PAGEREF _Toc192779873 \h </w:instrText>
+            </w:r>
+            <w:r>
+              <w:rPr>
+                <w:noProof/>
+                <w:webHidden/>
+              </w:rPr>
+            </w:r>
+            <w:r>
+              <w:rPr>
+                <w:noProof/>
+                <w:webHidden/>
+              </w:rPr>
+              <w:fldChar w:fldCharType="separate"/>
+            </w:r>
+            <w:r>
+              <w:rPr>
+                <w:noProof/>
+                <w:webHidden/>
+              </w:rPr>
+              <w:t>2</w:t>
+            </w:r>
+            <w:r>
+              <w:rPr>
+                <w:noProof/>
+                <w:webHidden/>
+              </w:rPr>
+              <w:fldChar w:fldCharType="end"/>
+            </w:r>
+          </w:hyperlink>
+        </w:p>
+        <w:p>
+          <w:pPr>
+            <w:pStyle w:val="TDC2"/>
+            <w:tabs>
+              <w:tab w:val="left" w:pos="720"/>
+              <w:tab w:val="right" w:leader="dot" w:pos="8494"/>
+            </w:tabs>
+            <w:rPr>
+              <w:rFonts w:eastAsiaTheme="minorEastAsia"/>
+              <w:noProof/>
+              <w:kern w:val="2"/>
+              <w:sz w:val="24"/>
+              <w:szCs w:val="24"/>
+              <w:lang w:eastAsia="es-ES"/>
+              <w14:ligatures w14:val="standardContextual"/>
+            </w:rPr>
+          </w:pPr>
+          <w:hyperlink w:anchor="_Toc192779874" w:history="1">
+            <w:r>
+              <w:rPr>
+                <w:rStyle w:val="Hipervnculo"/>
+                <w:noProof/>
+              </w:rPr>
+              <w:t>2.</w:t>
+            </w:r>
+            <w:r>
+              <w:rPr>
+                <w:rFonts w:eastAsiaTheme="minorEastAsia"/>
+                <w:noProof/>
+                <w:kern w:val="2"/>
+                <w:sz w:val="24"/>
+                <w:szCs w:val="24"/>
+                <w:lang w:eastAsia="es-ES"/>
+                <w14:ligatures w14:val="standardContextual"/>
+              </w:rPr>
+              <w:tab/>
+            </w:r>
+            <w:r>
+              <w:rPr>
+                <w:rStyle w:val="Hipervnculo"/>
+                <w:noProof/>
+              </w:rPr>
+              <w:t>Concepto</w:t>
+            </w:r>
+            <w:r>
+              <w:rPr>
+                <w:noProof/>
+                <w:webHidden/>
+              </w:rPr>
+              <w:tab/>
+            </w:r>
+            <w:r>
+              <w:rPr>
+                <w:noProof/>
+                <w:webHidden/>
+              </w:rPr>
+              <w:fldChar w:fldCharType="begin"/>
+            </w:r>
+            <w:r>
+              <w:rPr>
+                <w:noProof/>
+                <w:webHidden/>
+              </w:rPr>
+              <w:instrText xml:space="preserve"> PAGEREF _Toc192779874 \h </w:instrText>
+            </w:r>
+            <w:r>
+              <w:rPr>
+                <w:noProof/>
+                <w:webHidden/>
+              </w:rPr>
+            </w:r>
+            <w:r>
+              <w:rPr>
+                <w:noProof/>
+                <w:webHidden/>
+              </w:rPr>
+              <w:fldChar w:fldCharType="separate"/>
+            </w:r>
+            <w:r>
+              <w:rPr>
+                <w:noProof/>
+                <w:webHidden/>
+              </w:rPr>
+              <w:t>2</w:t>
+            </w:r>
+            <w:r>
+              <w:rPr>
+                <w:noProof/>
+                <w:webHidden/>
+              </w:rPr>
+              <w:fldChar w:fldCharType="end"/>
+            </w:r>
+          </w:hyperlink>
+        </w:p>
+        <w:p>
+          <w:pPr>
+            <w:pStyle w:val="TDC2"/>
+            <w:tabs>
+              <w:tab w:val="left" w:pos="720"/>
+              <w:tab w:val="right" w:leader="dot" w:pos="8494"/>
+            </w:tabs>
+            <w:rPr>
+              <w:rFonts w:eastAsiaTheme="minorEastAsia"/>
+              <w:noProof/>
+              <w:kern w:val="2"/>
+              <w:sz w:val="24"/>
+              <w:szCs w:val="24"/>
+              <w:lang w:eastAsia="es-ES"/>
+              <w14:ligatures w14:val="standardContextual"/>
+            </w:rPr>
+          </w:pPr>
+          <w:hyperlink w:anchor="_Toc192779875" w:history="1">
+            <w:r>
+              <w:rPr>
+                <w:rStyle w:val="Hipervnculo"/>
+                <w:noProof/>
+              </w:rPr>
+              <w:t>3.</w:t>
+            </w:r>
+            <w:r>
+              <w:rPr>
+                <w:rFonts w:eastAsiaTheme="minorEastAsia"/>
+                <w:noProof/>
+                <w:kern w:val="2"/>
+                <w:sz w:val="24"/>
+                <w:szCs w:val="24"/>
+                <w:lang w:eastAsia="es-ES"/>
+                <w14:ligatures w14:val="standardContextual"/>
+              </w:rPr>
+              <w:tab/>
+            </w:r>
+            <w:r>
+              <w:rPr>
+                <w:rStyle w:val="Hipervnculo"/>
+                <w:noProof/>
+              </w:rPr>
+              <w:t>Género</w:t>
+            </w:r>
+            <w:r>
+              <w:rPr>
+                <w:noProof/>
+                <w:webHidden/>
+              </w:rPr>
+              <w:tab/>
+            </w:r>
+            <w:r>
+              <w:rPr>
+                <w:noProof/>
+                <w:webHidden/>
+              </w:rPr>
+              <w:fldChar w:fldCharType="begin"/>
+            </w:r>
+            <w:r>
+              <w:rPr>
+                <w:noProof/>
+                <w:webHidden/>
+              </w:rPr>
+              <w:instrText xml:space="preserve"> PAGEREF _Toc192779875 \h </w:instrText>
+            </w:r>
+            <w:r>
+              <w:rPr>
+                <w:noProof/>
+                <w:webHidden/>
+              </w:rPr>
+            </w:r>
+            <w:r>
+              <w:rPr>
+                <w:noProof/>
+                <w:webHidden/>
+              </w:rPr>
+              <w:fldChar w:fldCharType="separate"/>
+            </w:r>
+            <w:r>
+              <w:rPr>
+                <w:noProof/>
+                <w:webHidden/>
+              </w:rPr>
+              <w:t>2</w:t>
+            </w:r>
+            <w:r>
+              <w:rPr>
+                <w:noProof/>
+                <w:webHidden/>
+              </w:rPr>
+              <w:fldChar w:fldCharType="end"/>
+            </w:r>
+          </w:hyperlink>
+        </w:p>
+        <w:p>
+          <w:pPr>
+            <w:pStyle w:val="TDC2"/>
+            <w:tabs>
+              <w:tab w:val="left" w:pos="720"/>
+              <w:tab w:val="right" w:leader="dot" w:pos="8494"/>
+            </w:tabs>
+            <w:rPr>
+              <w:rFonts w:eastAsiaTheme="minorEastAsia"/>
+              <w:noProof/>
+              <w:kern w:val="2"/>
+              <w:sz w:val="24"/>
+              <w:szCs w:val="24"/>
+              <w:lang w:eastAsia="es-ES"/>
+              <w14:ligatures w14:val="standardContextual"/>
+            </w:rPr>
+          </w:pPr>
+          <w:hyperlink w:anchor="_Toc192779876" w:history="1">
+            <w:r>
+              <w:rPr>
+                <w:rStyle w:val="Hipervnculo"/>
+                <w:noProof/>
+              </w:rPr>
+              <w:t>4.</w:t>
+            </w:r>
+            <w:r>
+              <w:rPr>
+                <w:rFonts w:eastAsiaTheme="minorEastAsia"/>
+                <w:noProof/>
+                <w:kern w:val="2"/>
+                <w:sz w:val="24"/>
+                <w:szCs w:val="24"/>
+                <w:lang w:eastAsia="es-ES"/>
+                <w14:ligatures w14:val="standardContextual"/>
+              </w:rPr>
+              <w:tab/>
+            </w:r>
+            <w:r>
+              <w:rPr>
+                <w:rStyle w:val="Hipervnculo"/>
+                <w:noProof/>
+              </w:rPr>
+              <w:t>Modos de juego</w:t>
+            </w:r>
+            <w:r>
+              <w:rPr>
+                <w:noProof/>
+                <w:webHidden/>
+              </w:rPr>
+              <w:tab/>
+            </w:r>
+            <w:r>
+              <w:rPr>
+                <w:noProof/>
+                <w:webHidden/>
+              </w:rPr>
+              <w:fldChar w:fldCharType="begin"/>
+            </w:r>
+            <w:r>
+              <w:rPr>
+                <w:noProof/>
+                <w:webHidden/>
+              </w:rPr>
+              <w:instrText xml:space="preserve"> PAGEREF _Toc192779876 \h </w:instrText>
+            </w:r>
+            <w:r>
+              <w:rPr>
+                <w:noProof/>
+                <w:webHidden/>
+              </w:rPr>
+            </w:r>
+            <w:r>
+              <w:rPr>
+                <w:noProof/>
+                <w:webHidden/>
+              </w:rPr>
+              <w:fldChar w:fldCharType="separate"/>
+            </w:r>
+            <w:r>
+              <w:rPr>
+                <w:noProof/>
+                <w:webHidden/>
+              </w:rPr>
+              <w:t>2</w:t>
+            </w:r>
+            <w:r>
+              <w:rPr>
+                <w:noProof/>
+                <w:webHidden/>
+              </w:rPr>
+              <w:fldChar w:fldCharType="end"/>
+            </w:r>
+          </w:hyperlink>
+        </w:p>
+        <w:p>
+          <w:pPr>
+            <w:pStyle w:val="TDC2"/>
+            <w:tabs>
+              <w:tab w:val="left" w:pos="720"/>
+              <w:tab w:val="right" w:leader="dot" w:pos="8494"/>
+            </w:tabs>
+            <w:rPr>
+              <w:rFonts w:eastAsiaTheme="minorEastAsia"/>
+              <w:noProof/>
+              <w:kern w:val="2"/>
+              <w:sz w:val="24"/>
+              <w:szCs w:val="24"/>
+              <w:lang w:eastAsia="es-ES"/>
+              <w14:ligatures w14:val="standardContextual"/>
+            </w:rPr>
+          </w:pPr>
+          <w:hyperlink w:anchor="_Toc192779877" w:history="1">
+            <w:r>
+              <w:rPr>
+                <w:rStyle w:val="Hipervnculo"/>
+                <w:noProof/>
+              </w:rPr>
+              <w:t>5.</w:t>
+            </w:r>
+            <w:r>
+              <w:rPr>
+                <w:rFonts w:eastAsiaTheme="minorEastAsia"/>
+                <w:noProof/>
+                <w:kern w:val="2"/>
+                <w:sz w:val="24"/>
+                <w:szCs w:val="24"/>
+                <w:lang w:eastAsia="es-ES"/>
+                <w14:ligatures w14:val="standardContextual"/>
+              </w:rPr>
+              <w:tab/>
+            </w:r>
+            <w:r>
+              <w:rPr>
+                <w:rStyle w:val="Hipervnculo"/>
+                <w:noProof/>
+              </w:rPr>
+              <w:t>Plataforma</w:t>
+            </w:r>
+            <w:r>
+              <w:rPr>
+                <w:noProof/>
+                <w:webHidden/>
+              </w:rPr>
+              <w:tab/>
+            </w:r>
+            <w:r>
+              <w:rPr>
+                <w:noProof/>
+                <w:webHidden/>
+              </w:rPr>
+              <w:fldChar w:fldCharType="begin"/>
+            </w:r>
+            <w:r>
+              <w:rPr>
+                <w:noProof/>
+                <w:webHidden/>
+              </w:rPr>
+              <w:instrText xml:space="preserve"> PAGEREF _Toc192779877 \h </w:instrText>
+            </w:r>
+            <w:r>
+              <w:rPr>
+                <w:noProof/>
+                <w:webHidden/>
+              </w:rPr>
+            </w:r>
+            <w:r>
+              <w:rPr>
+                <w:noProof/>
+                <w:webHidden/>
+              </w:rPr>
+              <w:fldChar w:fldCharType="separate"/>
+            </w:r>
+            <w:r>
+              <w:rPr>
+                <w:noProof/>
+                <w:webHidden/>
+              </w:rPr>
+              <w:t>2</w:t>
+            </w:r>
+            <w:r>
+              <w:rPr>
+                <w:noProof/>
+                <w:webHidden/>
+              </w:rPr>
+              <w:fldChar w:fldCharType="end"/>
+            </w:r>
+          </w:hyperlink>
+        </w:p>
+        <w:p>
+          <w:pPr>
+            <w:pStyle w:val="TDC2"/>
+            <w:tabs>
+              <w:tab w:val="left" w:pos="720"/>
+              <w:tab w:val="right" w:leader="dot" w:pos="8494"/>
+            </w:tabs>
+            <w:rPr>
+              <w:rFonts w:eastAsiaTheme="minorEastAsia"/>
+              <w:noProof/>
+              <w:kern w:val="2"/>
+              <w:sz w:val="24"/>
+              <w:szCs w:val="24"/>
+              <w:lang w:eastAsia="es-ES"/>
+              <w14:ligatures w14:val="standardContextual"/>
+            </w:rPr>
+          </w:pPr>
+          <w:hyperlink w:anchor="_Toc192779878" w:history="1">
+            <w:r>
+              <w:rPr>
+                <w:rStyle w:val="Hipervnculo"/>
+                <w:noProof/>
+              </w:rPr>
+              <w:t>6.</w:t>
+            </w:r>
+            <w:r>
+              <w:rPr>
+                <w:rFonts w:eastAsiaTheme="minorEastAsia"/>
+                <w:noProof/>
+                <w:kern w:val="2"/>
+                <w:sz w:val="24"/>
+                <w:szCs w:val="24"/>
+                <w:lang w:eastAsia="es-ES"/>
+                <w14:ligatures w14:val="standardContextual"/>
+              </w:rPr>
+              <w:tab/>
+            </w:r>
+            <w:r>
+              <w:rPr>
+                <w:rStyle w:val="Hipervnculo"/>
+                <w:noProof/>
+              </w:rPr>
+              <w:t>Audiencia</w:t>
+            </w:r>
+            <w:r>
+              <w:rPr>
+                <w:noProof/>
+                <w:webHidden/>
+              </w:rPr>
+              <w:tab/>
+            </w:r>
+            <w:r>
+              <w:rPr>
+                <w:noProof/>
+                <w:webHidden/>
+              </w:rPr>
+              <w:fldChar w:fldCharType="begin"/>
+            </w:r>
+            <w:r>
+              <w:rPr>
+                <w:noProof/>
+                <w:webHidden/>
+              </w:rPr>
+              <w:instrText xml:space="preserve"> PAGEREF _Toc192779878 \h </w:instrText>
+            </w:r>
+            <w:r>
+              <w:rPr>
+                <w:noProof/>
+                <w:webHidden/>
+              </w:rPr>
+            </w:r>
+            <w:r>
+              <w:rPr>
+                <w:noProof/>
+                <w:webHidden/>
+              </w:rPr>
+              <w:fldChar w:fldCharType="separate"/>
+            </w:r>
+            <w:r>
+              <w:rPr>
+                <w:noProof/>
+                <w:webHidden/>
+              </w:rPr>
+              <w:t>2</w:t>
+            </w:r>
+            <w:r>
+              <w:rPr>
+                <w:noProof/>
+                <w:webHidden/>
+              </w:rPr>
+              <w:fldChar w:fldCharType="end"/>
+            </w:r>
+          </w:hyperlink>
+        </w:p>
+        <w:p>
+          <w:pPr>
+            <w:pStyle w:val="TDC2"/>
+            <w:tabs>
+              <w:tab w:val="left" w:pos="720"/>
+              <w:tab w:val="right" w:leader="dot" w:pos="8494"/>
+            </w:tabs>
+            <w:rPr>
+              <w:rFonts w:eastAsiaTheme="minorEastAsia"/>
+              <w:noProof/>
+              <w:kern w:val="2"/>
+              <w:sz w:val="24"/>
+              <w:szCs w:val="24"/>
+              <w:lang w:eastAsia="es-ES"/>
+              <w14:ligatures w14:val="standardContextual"/>
+            </w:rPr>
+          </w:pPr>
+          <w:hyperlink w:anchor="_Toc192779879" w:history="1">
+            <w:r>
+              <w:rPr>
+                <w:rStyle w:val="Hipervnculo"/>
+                <w:noProof/>
+              </w:rPr>
+              <w:t>7.</w:t>
+            </w:r>
+            <w:r>
+              <w:rPr>
+                <w:rFonts w:eastAsiaTheme="minorEastAsia"/>
+                <w:noProof/>
+                <w:kern w:val="2"/>
+                <w:sz w:val="24"/>
+                <w:szCs w:val="24"/>
+                <w:lang w:eastAsia="es-ES"/>
+                <w14:ligatures w14:val="standardContextual"/>
+              </w:rPr>
+              <w:tab/>
+            </w:r>
+            <w:r>
+              <w:rPr>
+                <w:rStyle w:val="Hipervnculo"/>
+                <w:noProof/>
+              </w:rPr>
+              <w:t>Motor</w:t>
+            </w:r>
+            <w:r>
+              <w:rPr>
+                <w:noProof/>
+                <w:webHidden/>
+              </w:rPr>
+              <w:tab/>
+            </w:r>
+            <w:r>
+              <w:rPr>
+                <w:noProof/>
+                <w:webHidden/>
+              </w:rPr>
+              <w:fldChar w:fldCharType="begin"/>
+            </w:r>
+            <w:r>
+              <w:rPr>
+                <w:noProof/>
+                <w:webHidden/>
+              </w:rPr>
+              <w:instrText xml:space="preserve"> PAGEREF _Toc192779879 \h </w:instrText>
             </w:r>
             <w:r>
               <w:rPr>
@@ -142,20 +826,44 @@
           <w:pPr>
             <w:pStyle w:val="TDC1"/>
             <w:tabs>
+              <w:tab w:val="left" w:pos="440"/>
               <w:tab w:val="right" w:leader="dot" w:pos="8494"/>
             </w:tabs>
             <w:rPr>
               <w:rFonts w:eastAsiaTheme="minorEastAsia"/>
               <w:noProof/>
+              <w:kern w:val="2"/>
+              <w:sz w:val="24"/>
+              <w:szCs w:val="24"/>
               <w:lang w:eastAsia="es-ES"/>
+              <w14:ligatures w14:val="standardContextual"/>
             </w:rPr>
           </w:pPr>
-          <w:hyperlink w:anchor="_Toc104810666" w:history="1">
+          <w:hyperlink w:anchor="_Toc192779880" w:history="1">
             <w:r>
               <w:rPr>
                 <w:rStyle w:val="Hipervnculo"/>
                 <w:noProof/>
               </w:rPr>
+              <w:t>2.</w:t>
+            </w:r>
+            <w:r>
+              <w:rPr>
+                <w:rFonts w:eastAsiaTheme="minorEastAsia"/>
+                <w:noProof/>
+                <w:kern w:val="2"/>
+                <w:sz w:val="24"/>
+                <w:szCs w:val="24"/>
+                <w:lang w:eastAsia="es-ES"/>
+                <w14:ligatures w14:val="standardContextual"/>
+              </w:rPr>
+              <w:tab/>
+            </w:r>
+            <w:r>
+              <w:rPr>
+                <w:rStyle w:val="Hipervnculo"/>
+                <w:noProof/>
+              </w:rPr>
               <w:t>Historia y personajes</w:t>
             </w:r>
             <w:r>
@@ -177,7 +885,7 @@
                 <w:noProof/>
                 <w:webHidden/>
               </w:rPr>
-              <w:instrText xml:space="preserve"> PAGEREF _Toc104810666 \h </w:instrText>
+              <w:instrText xml:space="preserve"> PAGEREF _Toc192779880 \h </w:instrText>
             </w:r>
             <w:r>
               <w:rPr>
@@ -212,20 +920,44 @@
           <w:pPr>
             <w:pStyle w:val="TDC2"/>
             <w:tabs>
+              <w:tab w:val="left" w:pos="720"/>
               <w:tab w:val="right" w:leader="dot" w:pos="8494"/>
             </w:tabs>
             <w:rPr>
               <w:rFonts w:eastAsiaTheme="minorEastAsia"/>
               <w:noProof/>
+              <w:kern w:val="2"/>
+              <w:sz w:val="24"/>
+              <w:szCs w:val="24"/>
               <w:lang w:eastAsia="es-ES"/>
+              <w14:ligatures w14:val="standardContextual"/>
             </w:rPr>
           </w:pPr>
-          <w:hyperlink w:anchor="_Toc104810667" w:history="1">
+          <w:hyperlink w:anchor="_Toc192779881" w:history="1">
             <w:r>
               <w:rPr>
                 <w:rStyle w:val="Hipervnculo"/>
                 <w:noProof/>
               </w:rPr>
+              <w:t>1.</w:t>
+            </w:r>
+            <w:r>
+              <w:rPr>
+                <w:rFonts w:eastAsiaTheme="minorEastAsia"/>
+                <w:noProof/>
+                <w:kern w:val="2"/>
+                <w:sz w:val="24"/>
+                <w:szCs w:val="24"/>
+                <w:lang w:eastAsia="es-ES"/>
+                <w14:ligatures w14:val="standardContextual"/>
+              </w:rPr>
+              <w:tab/>
+            </w:r>
+            <w:r>
+              <w:rPr>
+                <w:rStyle w:val="Hipervnculo"/>
+                <w:noProof/>
+              </w:rPr>
               <w:t>Contexto del mundo</w:t>
             </w:r>
             <w:r>
@@ -247,7 +979,7 @@
                 <w:noProof/>
                 <w:webHidden/>
               </w:rPr>
-              <w:instrText xml:space="preserve"> PAGEREF _Toc104810667 \h </w:instrText>
+              <w:instrText xml:space="preserve"> PAGEREF _Toc192779881 \h </w:instrText>
             </w:r>
             <w:r>
               <w:rPr>
@@ -282,20 +1014,44 @@
           <w:pPr>
             <w:pStyle w:val="TDC2"/>
             <w:tabs>
+              <w:tab w:val="left" w:pos="720"/>
               <w:tab w:val="right" w:leader="dot" w:pos="8494"/>
             </w:tabs>
             <w:rPr>
               <w:rFonts w:eastAsiaTheme="minorEastAsia"/>
               <w:noProof/>
+              <w:kern w:val="2"/>
+              <w:sz w:val="24"/>
+              <w:szCs w:val="24"/>
               <w:lang w:eastAsia="es-ES"/>
+              <w14:ligatures w14:val="standardContextual"/>
             </w:rPr>
           </w:pPr>
-          <w:hyperlink w:anchor="_Toc104810668" w:history="1">
+          <w:hyperlink w:anchor="_Toc192779882" w:history="1">
             <w:r>
               <w:rPr>
                 <w:rStyle w:val="Hipervnculo"/>
                 <w:noProof/>
               </w:rPr>
+              <w:t>2.</w:t>
+            </w:r>
+            <w:r>
+              <w:rPr>
+                <w:rFonts w:eastAsiaTheme="minorEastAsia"/>
+                <w:noProof/>
+                <w:kern w:val="2"/>
+                <w:sz w:val="24"/>
+                <w:szCs w:val="24"/>
+                <w:lang w:eastAsia="es-ES"/>
+                <w14:ligatures w14:val="standardContextual"/>
+              </w:rPr>
+              <w:tab/>
+            </w:r>
+            <w:r>
+              <w:rPr>
+                <w:rStyle w:val="Hipervnculo"/>
+                <w:noProof/>
+              </w:rPr>
               <w:t>Historia corta</w:t>
             </w:r>
             <w:r>
@@ -317,7 +1073,7 @@
                 <w:noProof/>
                 <w:webHidden/>
               </w:rPr>
-              <w:instrText xml:space="preserve"> PAGEREF _Toc104810668 \h </w:instrText>
+              <w:instrText xml:space="preserve"> PAGEREF _Toc192779882 \h </w:instrText>
             </w:r>
             <w:r>
               <w:rPr>
@@ -352,20 +1108,44 @@
           <w:pPr>
             <w:pStyle w:val="TDC2"/>
             <w:tabs>
+              <w:tab w:val="left" w:pos="720"/>
               <w:tab w:val="right" w:leader="dot" w:pos="8494"/>
             </w:tabs>
             <w:rPr>
               <w:rFonts w:eastAsiaTheme="minorEastAsia"/>
               <w:noProof/>
+              <w:kern w:val="2"/>
+              <w:sz w:val="24"/>
+              <w:szCs w:val="24"/>
               <w:lang w:eastAsia="es-ES"/>
+              <w14:ligatures w14:val="standardContextual"/>
             </w:rPr>
           </w:pPr>
-          <w:hyperlink w:anchor="_Toc104810669" w:history="1">
+          <w:hyperlink w:anchor="_Toc192779883" w:history="1">
             <w:r>
               <w:rPr>
                 <w:rStyle w:val="Hipervnculo"/>
                 <w:noProof/>
               </w:rPr>
+              <w:t>3.</w:t>
+            </w:r>
+            <w:r>
+              <w:rPr>
+                <w:rFonts w:eastAsiaTheme="minorEastAsia"/>
+                <w:noProof/>
+                <w:kern w:val="2"/>
+                <w:sz w:val="24"/>
+                <w:szCs w:val="24"/>
+                <w:lang w:eastAsia="es-ES"/>
+                <w14:ligatures w14:val="standardContextual"/>
+              </w:rPr>
+              <w:tab/>
+            </w:r>
+            <w:r>
+              <w:rPr>
+                <w:rStyle w:val="Hipervnculo"/>
+                <w:noProof/>
+              </w:rPr>
               <w:t>Personaje principal</w:t>
             </w:r>
             <w:r>
@@ -387,7 +1167,7 @@
                 <w:noProof/>
                 <w:webHidden/>
               </w:rPr>
-              <w:instrText xml:space="preserve"> PAGEREF _Toc104810669 \h </w:instrText>
+              <w:instrText xml:space="preserve"> PAGEREF _Toc192779883 \h </w:instrText>
             </w:r>
             <w:r>
               <w:rPr>
@@ -422,20 +1202,44 @@
           <w:pPr>
             <w:pStyle w:val="TDC1"/>
             <w:tabs>
+              <w:tab w:val="left" w:pos="440"/>
               <w:tab w:val="right" w:leader="dot" w:pos="8494"/>
             </w:tabs>
             <w:rPr>
               <w:rFonts w:eastAsiaTheme="minorEastAsia"/>
               <w:noProof/>
+              <w:kern w:val="2"/>
+              <w:sz w:val="24"/>
+              <w:szCs w:val="24"/>
               <w:lang w:eastAsia="es-ES"/>
+              <w14:ligatures w14:val="standardContextual"/>
             </w:rPr>
           </w:pPr>
-          <w:hyperlink w:anchor="_Toc104810670" w:history="1">
+          <w:hyperlink w:anchor="_Toc192779884" w:history="1">
             <w:r>
               <w:rPr>
                 <w:rStyle w:val="Hipervnculo"/>
                 <w:noProof/>
               </w:rPr>
+              <w:t>3.</w:t>
+            </w:r>
+            <w:r>
+              <w:rPr>
+                <w:rFonts w:eastAsiaTheme="minorEastAsia"/>
+                <w:noProof/>
+                <w:kern w:val="2"/>
+                <w:sz w:val="24"/>
+                <w:szCs w:val="24"/>
+                <w:lang w:eastAsia="es-ES"/>
+                <w14:ligatures w14:val="standardContextual"/>
+              </w:rPr>
+              <w:tab/>
+            </w:r>
+            <w:r>
+              <w:rPr>
+                <w:rStyle w:val="Hipervnculo"/>
+                <w:noProof/>
+              </w:rPr>
               <w:t>Mecánicas del juego</w:t>
             </w:r>
             <w:r>
@@ -457,7 +1261,7 @@
                 <w:noProof/>
                 <w:webHidden/>
               </w:rPr>
-              <w:instrText xml:space="preserve"> PAGEREF _Toc104810670 \h </w:instrText>
+              <w:instrText xml:space="preserve"> PAGEREF _Toc192779884 \h </w:instrText>
             </w:r>
             <w:r>
               <w:rPr>
@@ -492,20 +1296,44 @@
           <w:pPr>
             <w:pStyle w:val="TDC2"/>
             <w:tabs>
+              <w:tab w:val="left" w:pos="720"/>
               <w:tab w:val="right" w:leader="dot" w:pos="8494"/>
             </w:tabs>
             <w:rPr>
               <w:rFonts w:eastAsiaTheme="minorEastAsia"/>
               <w:noProof/>
+              <w:kern w:val="2"/>
+              <w:sz w:val="24"/>
+              <w:szCs w:val="24"/>
               <w:lang w:eastAsia="es-ES"/>
+              <w14:ligatures w14:val="standardContextual"/>
             </w:rPr>
           </w:pPr>
-          <w:hyperlink w:anchor="_Toc104810671" w:history="1">
+          <w:hyperlink w:anchor="_Toc192779885" w:history="1">
             <w:r>
               <w:rPr>
                 <w:rStyle w:val="Hipervnculo"/>
                 <w:noProof/>
               </w:rPr>
+              <w:t>1.</w:t>
+            </w:r>
+            <w:r>
+              <w:rPr>
+                <w:rFonts w:eastAsiaTheme="minorEastAsia"/>
+                <w:noProof/>
+                <w:kern w:val="2"/>
+                <w:sz w:val="24"/>
+                <w:szCs w:val="24"/>
+                <w:lang w:eastAsia="es-ES"/>
+                <w14:ligatures w14:val="standardContextual"/>
+              </w:rPr>
+              <w:tab/>
+            </w:r>
+            <w:r>
+              <w:rPr>
+                <w:rStyle w:val="Hipervnculo"/>
+                <w:noProof/>
+              </w:rPr>
               <w:t>Resumen general</w:t>
             </w:r>
             <w:r>
@@ -527,7 +1355,7 @@
                 <w:noProof/>
                 <w:webHidden/>
               </w:rPr>
-              <w:instrText xml:space="preserve"> PAGEREF _Toc104810671 \h </w:instrText>
+              <w:instrText xml:space="preserve"> PAGEREF _Toc192779885 \h </w:instrText>
             </w:r>
             <w:r>
               <w:rPr>
@@ -562,20 +1390,44 @@
           <w:pPr>
             <w:pStyle w:val="TDC2"/>
             <w:tabs>
+              <w:tab w:val="left" w:pos="720"/>
               <w:tab w:val="right" w:leader="dot" w:pos="8494"/>
             </w:tabs>
             <w:rPr>
               <w:rFonts w:eastAsiaTheme="minorEastAsia"/>
               <w:noProof/>
+              <w:kern w:val="2"/>
+              <w:sz w:val="24"/>
+              <w:szCs w:val="24"/>
               <w:lang w:eastAsia="es-ES"/>
+              <w14:ligatures w14:val="standardContextual"/>
             </w:rPr>
           </w:pPr>
-          <w:hyperlink w:anchor="_Toc104810672" w:history="1">
+          <w:hyperlink w:anchor="_Toc192779886" w:history="1">
             <w:r>
               <w:rPr>
                 <w:rStyle w:val="Hipervnculo"/>
                 <w:noProof/>
               </w:rPr>
+              <w:t>2.</w:t>
+            </w:r>
+            <w:r>
+              <w:rPr>
+                <w:rFonts w:eastAsiaTheme="minorEastAsia"/>
+                <w:noProof/>
+                <w:kern w:val="2"/>
+                <w:sz w:val="24"/>
+                <w:szCs w:val="24"/>
+                <w:lang w:eastAsia="es-ES"/>
+                <w14:ligatures w14:val="standardContextual"/>
+              </w:rPr>
+              <w:tab/>
+            </w:r>
+            <w:r>
+              <w:rPr>
+                <w:rStyle w:val="Hipervnculo"/>
+                <w:noProof/>
+              </w:rPr>
               <w:t>Personaje</w:t>
             </w:r>
             <w:r>
@@ -597,7 +1449,7 @@
                 <w:noProof/>
                 <w:webHidden/>
               </w:rPr>
-              <w:instrText xml:space="preserve"> PAGEREF _Toc104810672 \h </w:instrText>
+              <w:instrText xml:space="preserve"> PAGEREF _Toc192779886 \h </w:instrText>
             </w:r>
             <w:r>
               <w:rPr>
@@ -632,20 +1484,44 @@
           <w:pPr>
             <w:pStyle w:val="TDC2"/>
             <w:tabs>
+              <w:tab w:val="left" w:pos="720"/>
               <w:tab w:val="right" w:leader="dot" w:pos="8494"/>
             </w:tabs>
             <w:rPr>
               <w:rFonts w:eastAsiaTheme="minorEastAsia"/>
               <w:noProof/>
+              <w:kern w:val="2"/>
+              <w:sz w:val="24"/>
+              <w:szCs w:val="24"/>
               <w:lang w:eastAsia="es-ES"/>
+              <w14:ligatures w14:val="standardContextual"/>
             </w:rPr>
           </w:pPr>
-          <w:hyperlink w:anchor="_Toc104810673" w:history="1">
+          <w:hyperlink w:anchor="_Toc192779887" w:history="1">
             <w:r>
               <w:rPr>
                 <w:rStyle w:val="Hipervnculo"/>
                 <w:noProof/>
               </w:rPr>
+              <w:t>3.</w:t>
+            </w:r>
+            <w:r>
+              <w:rPr>
+                <w:rFonts w:eastAsiaTheme="minorEastAsia"/>
+                <w:noProof/>
+                <w:kern w:val="2"/>
+                <w:sz w:val="24"/>
+                <w:szCs w:val="24"/>
+                <w:lang w:eastAsia="es-ES"/>
+                <w14:ligatures w14:val="standardContextual"/>
+              </w:rPr>
+              <w:tab/>
+            </w:r>
+            <w:r>
+              <w:rPr>
+                <w:rStyle w:val="Hipervnculo"/>
+                <w:noProof/>
+              </w:rPr>
               <w:t>Mundo</w:t>
             </w:r>
             <w:r>
@@ -667,7 +1543,7 @@
                 <w:noProof/>
                 <w:webHidden/>
               </w:rPr>
-              <w:instrText xml:space="preserve"> PAGEREF _Toc104810673 \h </w:instrText>
+              <w:instrText xml:space="preserve"> PAGEREF _Toc192779887 \h </w:instrText>
             </w:r>
             <w:r>
               <w:rPr>
@@ -702,20 +1578,44 @@
           <w:pPr>
             <w:pStyle w:val="TDC2"/>
             <w:tabs>
+              <w:tab w:val="left" w:pos="720"/>
               <w:tab w:val="right" w:leader="dot" w:pos="8494"/>
             </w:tabs>
             <w:rPr>
               <w:rFonts w:eastAsiaTheme="minorEastAsia"/>
               <w:noProof/>
+              <w:kern w:val="2"/>
+              <w:sz w:val="24"/>
+              <w:szCs w:val="24"/>
               <w:lang w:eastAsia="es-ES"/>
+              <w14:ligatures w14:val="standardContextual"/>
             </w:rPr>
           </w:pPr>
-          <w:hyperlink w:anchor="_Toc104810674" w:history="1">
+          <w:hyperlink w:anchor="_Toc192779888" w:history="1">
             <w:r>
               <w:rPr>
                 <w:rStyle w:val="Hipervnculo"/>
                 <w:noProof/>
               </w:rPr>
+              <w:t>4.</w:t>
+            </w:r>
+            <w:r>
+              <w:rPr>
+                <w:rFonts w:eastAsiaTheme="minorEastAsia"/>
+                <w:noProof/>
+                <w:kern w:val="2"/>
+                <w:sz w:val="24"/>
+                <w:szCs w:val="24"/>
+                <w:lang w:eastAsia="es-ES"/>
+                <w14:ligatures w14:val="standardContextual"/>
+              </w:rPr>
+              <w:tab/>
+            </w:r>
+            <w:r>
+              <w:rPr>
+                <w:rStyle w:val="Hipervnculo"/>
+                <w:noProof/>
+              </w:rPr>
               <w:t>Sistema de reaparición</w:t>
             </w:r>
             <w:r>
@@ -737,7 +1637,7 @@
                 <w:noProof/>
                 <w:webHidden/>
               </w:rPr>
-              <w:instrText xml:space="preserve"> PAGEREF _Toc104810674 \h </w:instrText>
+              <w:instrText xml:space="preserve"> PAGEREF _Toc192779888 \h </w:instrText>
             </w:r>
             <w:r>
               <w:rPr>
@@ -772,20 +1672,44 @@
           <w:pPr>
             <w:pStyle w:val="TDC2"/>
             <w:tabs>
+              <w:tab w:val="left" w:pos="720"/>
               <w:tab w:val="right" w:leader="dot" w:pos="8494"/>
             </w:tabs>
             <w:rPr>
               <w:rFonts w:eastAsiaTheme="minorEastAsia"/>
               <w:noProof/>
+              <w:kern w:val="2"/>
+              <w:sz w:val="24"/>
+              <w:szCs w:val="24"/>
               <w:lang w:eastAsia="es-ES"/>
+              <w14:ligatures w14:val="standardContextual"/>
             </w:rPr>
           </w:pPr>
-          <w:hyperlink w:anchor="_Toc104810675" w:history="1">
+          <w:hyperlink w:anchor="_Toc192779889" w:history="1">
             <w:r>
               <w:rPr>
                 <w:rStyle w:val="Hipervnculo"/>
                 <w:noProof/>
               </w:rPr>
+              <w:t>5.</w:t>
+            </w:r>
+            <w:r>
+              <w:rPr>
+                <w:rFonts w:eastAsiaTheme="minorEastAsia"/>
+                <w:noProof/>
+                <w:kern w:val="2"/>
+                <w:sz w:val="24"/>
+                <w:szCs w:val="24"/>
+                <w:lang w:eastAsia="es-ES"/>
+                <w14:ligatures w14:val="standardContextual"/>
+              </w:rPr>
+              <w:tab/>
+            </w:r>
+            <w:r>
+              <w:rPr>
+                <w:rStyle w:val="Hipervnculo"/>
+                <w:noProof/>
+              </w:rPr>
               <w:t>Viaje rápido</w:t>
             </w:r>
             <w:r>
@@ -807,7 +1731,7 @@
                 <w:noProof/>
                 <w:webHidden/>
               </w:rPr>
-              <w:instrText xml:space="preserve"> PAGEREF _Toc104810675 \h </w:instrText>
+              <w:instrText xml:space="preserve"> PAGEREF _Toc192779889 \h </w:instrText>
             </w:r>
             <w:r>
               <w:rPr>
@@ -842,20 +1766,44 @@
           <w:pPr>
             <w:pStyle w:val="TDC2"/>
             <w:tabs>
+              <w:tab w:val="left" w:pos="720"/>
               <w:tab w:val="right" w:leader="dot" w:pos="8494"/>
             </w:tabs>
             <w:rPr>
               <w:rFonts w:eastAsiaTheme="minorEastAsia"/>
               <w:noProof/>
+              <w:kern w:val="2"/>
+              <w:sz w:val="24"/>
+              <w:szCs w:val="24"/>
               <w:lang w:eastAsia="es-ES"/>
+              <w14:ligatures w14:val="standardContextual"/>
             </w:rPr>
           </w:pPr>
-          <w:hyperlink w:anchor="_Toc104810676" w:history="1">
+          <w:hyperlink w:anchor="_Toc192779890" w:history="1">
             <w:r>
               <w:rPr>
                 <w:rStyle w:val="Hipervnculo"/>
                 <w:noProof/>
               </w:rPr>
+              <w:t>6.</w:t>
+            </w:r>
+            <w:r>
+              <w:rPr>
+                <w:rFonts w:eastAsiaTheme="minorEastAsia"/>
+                <w:noProof/>
+                <w:kern w:val="2"/>
+                <w:sz w:val="24"/>
+                <w:szCs w:val="24"/>
+                <w:lang w:eastAsia="es-ES"/>
+                <w14:ligatures w14:val="standardContextual"/>
+              </w:rPr>
+              <w:tab/>
+            </w:r>
+            <w:r>
+              <w:rPr>
+                <w:rStyle w:val="Hipervnculo"/>
+                <w:noProof/>
+              </w:rPr>
               <w:t>Enemigos</w:t>
             </w:r>
             <w:r>
@@ -877,7 +1825,7 @@
                 <w:noProof/>
                 <w:webHidden/>
               </w:rPr>
-              <w:instrText xml:space="preserve"> PAGEREF _Toc104810676 \h </w:instrText>
+              <w:instrText xml:space="preserve"> PAGEREF _Toc192779890 \h </w:instrText>
             </w:r>
             <w:r>
               <w:rPr>
@@ -912,20 +1860,44 @@
           <w:pPr>
             <w:pStyle w:val="TDC2"/>
             <w:tabs>
+              <w:tab w:val="left" w:pos="720"/>
               <w:tab w:val="right" w:leader="dot" w:pos="8494"/>
             </w:tabs>
             <w:rPr>
               <w:rFonts w:eastAsiaTheme="minorEastAsia"/>
               <w:noProof/>
+              <w:kern w:val="2"/>
+              <w:sz w:val="24"/>
+              <w:szCs w:val="24"/>
               <w:lang w:eastAsia="es-ES"/>
+              <w14:ligatures w14:val="standardContextual"/>
             </w:rPr>
           </w:pPr>
-          <w:hyperlink w:anchor="_Toc104810677" w:history="1">
+          <w:hyperlink w:anchor="_Toc192779891" w:history="1">
             <w:r>
               <w:rPr>
                 <w:rStyle w:val="Hipervnculo"/>
                 <w:noProof/>
               </w:rPr>
+              <w:t>7.</w:t>
+            </w:r>
+            <w:r>
+              <w:rPr>
+                <w:rFonts w:eastAsiaTheme="minorEastAsia"/>
+                <w:noProof/>
+                <w:kern w:val="2"/>
+                <w:sz w:val="24"/>
+                <w:szCs w:val="24"/>
+                <w:lang w:eastAsia="es-ES"/>
+                <w14:ligatures w14:val="standardContextual"/>
+              </w:rPr>
+              <w:tab/>
+            </w:r>
+            <w:r>
+              <w:rPr>
+                <w:rStyle w:val="Hipervnculo"/>
+                <w:noProof/>
+              </w:rPr>
               <w:t>Jefes</w:t>
             </w:r>
             <w:r>
@@ -947,7 +1919,7 @@
                 <w:noProof/>
                 <w:webHidden/>
               </w:rPr>
-              <w:instrText xml:space="preserve"> PAGEREF _Toc104810677 \h </w:instrText>
+              <w:instrText xml:space="preserve"> PAGEREF _Toc192779891 \h </w:instrText>
             </w:r>
             <w:r>
               <w:rPr>
@@ -982,20 +1954,44 @@
           <w:pPr>
             <w:pStyle w:val="TDC2"/>
             <w:tabs>
+              <w:tab w:val="left" w:pos="720"/>
               <w:tab w:val="right" w:leader="dot" w:pos="8494"/>
             </w:tabs>
             <w:rPr>
               <w:rFonts w:eastAsiaTheme="minorEastAsia"/>
               <w:noProof/>
+              <w:kern w:val="2"/>
+              <w:sz w:val="24"/>
+              <w:szCs w:val="24"/>
               <w:lang w:eastAsia="es-ES"/>
+              <w14:ligatures w14:val="standardContextual"/>
             </w:rPr>
           </w:pPr>
-          <w:hyperlink w:anchor="_Toc104810678" w:history="1">
+          <w:hyperlink w:anchor="_Toc192779892" w:history="1">
             <w:r>
               <w:rPr>
                 <w:rStyle w:val="Hipervnculo"/>
                 <w:noProof/>
               </w:rPr>
+              <w:t>8.</w:t>
+            </w:r>
+            <w:r>
+              <w:rPr>
+                <w:rFonts w:eastAsiaTheme="minorEastAsia"/>
+                <w:noProof/>
+                <w:kern w:val="2"/>
+                <w:sz w:val="24"/>
+                <w:szCs w:val="24"/>
+                <w:lang w:eastAsia="es-ES"/>
+                <w14:ligatures w14:val="standardContextual"/>
+              </w:rPr>
+              <w:tab/>
+            </w:r>
+            <w:r>
+              <w:rPr>
+                <w:rStyle w:val="Hipervnculo"/>
+                <w:noProof/>
+              </w:rPr>
               <w:t>Objetivo y recompensas</w:t>
             </w:r>
             <w:r>
@@ -1017,7 +2013,7 @@
                 <w:noProof/>
                 <w:webHidden/>
               </w:rPr>
-              <w:instrText xml:space="preserve"> PAGEREF _Toc104810678 \h </w:instrText>
+              <w:instrText xml:space="preserve"> PAGEREF _Toc192779892 \h </w:instrText>
             </w:r>
             <w:r>
               <w:rPr>
@@ -1037,7 +2033,7 @@
                 <w:noProof/>
                 <w:webHidden/>
               </w:rPr>
-              <w:t>5</w:t>
+              <w:t>6</w:t>
             </w:r>
             <w:r>
               <w:rPr>
@@ -1052,20 +2048,44 @@
           <w:pPr>
             <w:pStyle w:val="TDC1"/>
             <w:tabs>
+              <w:tab w:val="left" w:pos="440"/>
               <w:tab w:val="right" w:leader="dot" w:pos="8494"/>
             </w:tabs>
             <w:rPr>
               <w:rFonts w:eastAsiaTheme="minorEastAsia"/>
               <w:noProof/>
+              <w:kern w:val="2"/>
+              <w:sz w:val="24"/>
+              <w:szCs w:val="24"/>
               <w:lang w:eastAsia="es-ES"/>
+              <w14:ligatures w14:val="standardContextual"/>
             </w:rPr>
           </w:pPr>
-          <w:hyperlink w:anchor="_Toc104810679" w:history="1">
+          <w:hyperlink w:anchor="_Toc192779893" w:history="1">
             <w:r>
               <w:rPr>
                 <w:rStyle w:val="Hipervnculo"/>
                 <w:noProof/>
               </w:rPr>
+              <w:t>4.</w:t>
+            </w:r>
+            <w:r>
+              <w:rPr>
+                <w:rFonts w:eastAsiaTheme="minorEastAsia"/>
+                <w:noProof/>
+                <w:kern w:val="2"/>
+                <w:sz w:val="24"/>
+                <w:szCs w:val="24"/>
+                <w:lang w:eastAsia="es-ES"/>
+                <w14:ligatures w14:val="standardContextual"/>
+              </w:rPr>
+              <w:tab/>
+            </w:r>
+            <w:r>
+              <w:rPr>
+                <w:rStyle w:val="Hipervnculo"/>
+                <w:noProof/>
+              </w:rPr>
               <w:t>Diseño de niveles</w:t>
             </w:r>
             <w:r>
@@ -1087,7 +2107,7 @@
                 <w:noProof/>
                 <w:webHidden/>
               </w:rPr>
-              <w:instrText xml:space="preserve"> PAGEREF _Toc104810679 \h </w:instrText>
+              <w:instrText xml:space="preserve"> PAGEREF _Toc192779893 \h </w:instrText>
             </w:r>
             <w:r>
               <w:rPr>
@@ -1122,20 +2142,44 @@
           <w:pPr>
             <w:pStyle w:val="TDC2"/>
             <w:tabs>
+              <w:tab w:val="left" w:pos="720"/>
               <w:tab w:val="right" w:leader="dot" w:pos="8494"/>
             </w:tabs>
             <w:rPr>
               <w:rFonts w:eastAsiaTheme="minorEastAsia"/>
               <w:noProof/>
+              <w:kern w:val="2"/>
+              <w:sz w:val="24"/>
+              <w:szCs w:val="24"/>
               <w:lang w:eastAsia="es-ES"/>
+              <w14:ligatures w14:val="standardContextual"/>
             </w:rPr>
           </w:pPr>
-          <w:hyperlink w:anchor="_Toc104810680" w:history="1">
+          <w:hyperlink w:anchor="_Toc192779894" w:history="1">
             <w:r>
               <w:rPr>
                 <w:rStyle w:val="Hipervnculo"/>
                 <w:noProof/>
               </w:rPr>
+              <w:t>1.</w:t>
+            </w:r>
+            <w:r>
+              <w:rPr>
+                <w:rFonts w:eastAsiaTheme="minorEastAsia"/>
+                <w:noProof/>
+                <w:kern w:val="2"/>
+                <w:sz w:val="24"/>
+                <w:szCs w:val="24"/>
+                <w:lang w:eastAsia="es-ES"/>
+                <w14:ligatures w14:val="standardContextual"/>
+              </w:rPr>
+              <w:tab/>
+            </w:r>
+            <w:r>
+              <w:rPr>
+                <w:rStyle w:val="Hipervnculo"/>
+                <w:noProof/>
+              </w:rPr>
               <w:t>Distribución del mundo</w:t>
             </w:r>
             <w:r>
@@ -1157,7 +2201,7 @@
                 <w:noProof/>
                 <w:webHidden/>
               </w:rPr>
-              <w:instrText xml:space="preserve"> PAGEREF _Toc104810680 \h </w:instrText>
+              <w:instrText xml:space="preserve"> PAGEREF _Toc192779894 \h </w:instrText>
             </w:r>
             <w:r>
               <w:rPr>
@@ -1192,20 +2236,44 @@
           <w:pPr>
             <w:pStyle w:val="TDC2"/>
             <w:tabs>
+              <w:tab w:val="left" w:pos="720"/>
               <w:tab w:val="right" w:leader="dot" w:pos="8494"/>
             </w:tabs>
             <w:rPr>
               <w:rFonts w:eastAsiaTheme="minorEastAsia"/>
               <w:noProof/>
+              <w:kern w:val="2"/>
+              <w:sz w:val="24"/>
+              <w:szCs w:val="24"/>
               <w:lang w:eastAsia="es-ES"/>
+              <w14:ligatures w14:val="standardContextual"/>
             </w:rPr>
           </w:pPr>
-          <w:hyperlink w:anchor="_Toc104810681" w:history="1">
+          <w:hyperlink w:anchor="_Toc192779895" w:history="1">
             <w:r>
               <w:rPr>
                 <w:rStyle w:val="Hipervnculo"/>
                 <w:noProof/>
               </w:rPr>
+              <w:t>2.</w:t>
+            </w:r>
+            <w:r>
+              <w:rPr>
+                <w:rFonts w:eastAsiaTheme="minorEastAsia"/>
+                <w:noProof/>
+                <w:kern w:val="2"/>
+                <w:sz w:val="24"/>
+                <w:szCs w:val="24"/>
+                <w:lang w:eastAsia="es-ES"/>
+                <w14:ligatures w14:val="standardContextual"/>
+              </w:rPr>
+              <w:tab/>
+            </w:r>
+            <w:r>
+              <w:rPr>
+                <w:rStyle w:val="Hipervnculo"/>
+                <w:noProof/>
+              </w:rPr>
               <w:t>Dificultad</w:t>
             </w:r>
             <w:r>
@@ -1227,7 +2295,7 @@
                 <w:noProof/>
                 <w:webHidden/>
               </w:rPr>
-              <w:instrText xml:space="preserve"> PAGEREF _Toc104810681 \h </w:instrText>
+              <w:instrText xml:space="preserve"> PAGEREF _Toc192779895 \h </w:instrText>
             </w:r>
             <w:r>
               <w:rPr>
@@ -1262,20 +2330,44 @@
           <w:pPr>
             <w:pStyle w:val="TDC1"/>
             <w:tabs>
+              <w:tab w:val="left" w:pos="440"/>
               <w:tab w:val="right" w:leader="dot" w:pos="8494"/>
             </w:tabs>
             <w:rPr>
               <w:rFonts w:eastAsiaTheme="minorEastAsia"/>
               <w:noProof/>
+              <w:kern w:val="2"/>
+              <w:sz w:val="24"/>
+              <w:szCs w:val="24"/>
               <w:lang w:eastAsia="es-ES"/>
+              <w14:ligatures w14:val="standardContextual"/>
             </w:rPr>
           </w:pPr>
-          <w:hyperlink w:anchor="_Toc104810682" w:history="1">
+          <w:hyperlink w:anchor="_Toc192779896" w:history="1">
             <w:r>
               <w:rPr>
                 <w:rStyle w:val="Hipervnculo"/>
                 <w:noProof/>
               </w:rPr>
+              <w:t>5.</w:t>
+            </w:r>
+            <w:r>
+              <w:rPr>
+                <w:rFonts w:eastAsiaTheme="minorEastAsia"/>
+                <w:noProof/>
+                <w:kern w:val="2"/>
+                <w:sz w:val="24"/>
+                <w:szCs w:val="24"/>
+                <w:lang w:eastAsia="es-ES"/>
+                <w14:ligatures w14:val="standardContextual"/>
+              </w:rPr>
+              <w:tab/>
+            </w:r>
+            <w:r>
+              <w:rPr>
+                <w:rStyle w:val="Hipervnculo"/>
+                <w:noProof/>
+              </w:rPr>
               <w:t>Interacción</w:t>
             </w:r>
             <w:r>
@@ -1297,7 +2389,7 @@
                 <w:noProof/>
                 <w:webHidden/>
               </w:rPr>
-              <w:instrText xml:space="preserve"> PAGEREF _Toc104810682 \h </w:instrText>
+              <w:instrText xml:space="preserve"> PAGEREF _Toc192779896 \h </w:instrText>
             </w:r>
             <w:r>
               <w:rPr>
@@ -1332,20 +2424,44 @@
           <w:pPr>
             <w:pStyle w:val="TDC2"/>
             <w:tabs>
+              <w:tab w:val="left" w:pos="720"/>
               <w:tab w:val="right" w:leader="dot" w:pos="8494"/>
             </w:tabs>
             <w:rPr>
               <w:rFonts w:eastAsiaTheme="minorEastAsia"/>
               <w:noProof/>
+              <w:kern w:val="2"/>
+              <w:sz w:val="24"/>
+              <w:szCs w:val="24"/>
               <w:lang w:eastAsia="es-ES"/>
+              <w14:ligatures w14:val="standardContextual"/>
             </w:rPr>
           </w:pPr>
-          <w:hyperlink w:anchor="_Toc104810683" w:history="1">
+          <w:hyperlink w:anchor="_Toc192779897" w:history="1">
             <w:r>
               <w:rPr>
                 <w:rStyle w:val="Hipervnculo"/>
                 <w:noProof/>
               </w:rPr>
+              <w:t>1.</w:t>
+            </w:r>
+            <w:r>
+              <w:rPr>
+                <w:rFonts w:eastAsiaTheme="minorEastAsia"/>
+                <w:noProof/>
+                <w:kern w:val="2"/>
+                <w:sz w:val="24"/>
+                <w:szCs w:val="24"/>
+                <w:lang w:eastAsia="es-ES"/>
+                <w14:ligatures w14:val="standardContextual"/>
+              </w:rPr>
+              <w:tab/>
+            </w:r>
+            <w:r>
+              <w:rPr>
+                <w:rStyle w:val="Hipervnculo"/>
+                <w:noProof/>
+              </w:rPr>
               <w:t>Interacción con el personaje</w:t>
             </w:r>
             <w:r>
@@ -1367,7 +2483,7 @@
                 <w:noProof/>
                 <w:webHidden/>
               </w:rPr>
-              <w:instrText xml:space="preserve"> PAGEREF _Toc104810683 \h </w:instrText>
+              <w:instrText xml:space="preserve"> PAGEREF _Toc192779897 \h </w:instrText>
             </w:r>
             <w:r>
               <w:rPr>
@@ -1402,20 +2518,44 @@
           <w:pPr>
             <w:pStyle w:val="TDC2"/>
             <w:tabs>
+              <w:tab w:val="left" w:pos="720"/>
               <w:tab w:val="right" w:leader="dot" w:pos="8494"/>
             </w:tabs>
             <w:rPr>
               <w:rFonts w:eastAsiaTheme="minorEastAsia"/>
               <w:noProof/>
+              <w:kern w:val="2"/>
+              <w:sz w:val="24"/>
+              <w:szCs w:val="24"/>
               <w:lang w:eastAsia="es-ES"/>
+              <w14:ligatures w14:val="standardContextual"/>
             </w:rPr>
           </w:pPr>
-          <w:hyperlink w:anchor="_Toc104810684" w:history="1">
+          <w:hyperlink w:anchor="_Toc192779898" w:history="1">
             <w:r>
               <w:rPr>
                 <w:rStyle w:val="Hipervnculo"/>
                 <w:noProof/>
               </w:rPr>
+              <w:t>2.</w:t>
+            </w:r>
+            <w:r>
+              <w:rPr>
+                <w:rFonts w:eastAsiaTheme="minorEastAsia"/>
+                <w:noProof/>
+                <w:kern w:val="2"/>
+                <w:sz w:val="24"/>
+                <w:szCs w:val="24"/>
+                <w:lang w:eastAsia="es-ES"/>
+                <w14:ligatures w14:val="standardContextual"/>
+              </w:rPr>
+              <w:tab/>
+            </w:r>
+            <w:r>
+              <w:rPr>
+                <w:rStyle w:val="Hipervnculo"/>
+                <w:noProof/>
+              </w:rPr>
               <w:t>Interacción con el mundo</w:t>
             </w:r>
             <w:r>
@@ -1437,7 +2577,7 @@
                 <w:noProof/>
                 <w:webHidden/>
               </w:rPr>
-              <w:instrText xml:space="preserve"> PAGEREF _Toc104810684 \h </w:instrText>
+              <w:instrText xml:space="preserve"> PAGEREF _Toc192779898 \h </w:instrText>
             </w:r>
             <w:r>
               <w:rPr>
@@ -1472,20 +2612,44 @@
           <w:pPr>
             <w:pStyle w:val="TDC2"/>
             <w:tabs>
+              <w:tab w:val="left" w:pos="720"/>
               <w:tab w:val="right" w:leader="dot" w:pos="8494"/>
             </w:tabs>
             <w:rPr>
               <w:rFonts w:eastAsiaTheme="minorEastAsia"/>
               <w:noProof/>
+              <w:kern w:val="2"/>
+              <w:sz w:val="24"/>
+              <w:szCs w:val="24"/>
               <w:lang w:eastAsia="es-ES"/>
+              <w14:ligatures w14:val="standardContextual"/>
             </w:rPr>
           </w:pPr>
-          <w:hyperlink w:anchor="_Toc104810685" w:history="1">
+          <w:hyperlink w:anchor="_Toc192779899" w:history="1">
             <w:r>
               <w:rPr>
                 <w:rStyle w:val="Hipervnculo"/>
                 <w:noProof/>
               </w:rPr>
+              <w:t>3.</w:t>
+            </w:r>
+            <w:r>
+              <w:rPr>
+                <w:rFonts w:eastAsiaTheme="minorEastAsia"/>
+                <w:noProof/>
+                <w:kern w:val="2"/>
+                <w:sz w:val="24"/>
+                <w:szCs w:val="24"/>
+                <w:lang w:eastAsia="es-ES"/>
+                <w14:ligatures w14:val="standardContextual"/>
+              </w:rPr>
+              <w:tab/>
+            </w:r>
+            <w:r>
+              <w:rPr>
+                <w:rStyle w:val="Hipervnculo"/>
+                <w:noProof/>
+              </w:rPr>
               <w:t>Interacción con la interfaz</w:t>
             </w:r>
             <w:r>
@@ -1507,7 +2671,7 @@
                 <w:noProof/>
                 <w:webHidden/>
               </w:rPr>
-              <w:instrText xml:space="preserve"> PAGEREF _Toc104810685 \h </w:instrText>
+              <w:instrText xml:space="preserve"> PAGEREF _Toc192779899 \h </w:instrText>
             </w:r>
             <w:r>
               <w:rPr>
@@ -1542,20 +2706,44 @@
           <w:pPr>
             <w:pStyle w:val="TDC1"/>
             <w:tabs>
+              <w:tab w:val="left" w:pos="440"/>
               <w:tab w:val="right" w:leader="dot" w:pos="8494"/>
             </w:tabs>
             <w:rPr>
               <w:rFonts w:eastAsiaTheme="minorEastAsia"/>
               <w:noProof/>
+              <w:kern w:val="2"/>
+              <w:sz w:val="24"/>
+              <w:szCs w:val="24"/>
               <w:lang w:eastAsia="es-ES"/>
+              <w14:ligatures w14:val="standardContextual"/>
             </w:rPr>
           </w:pPr>
-          <w:hyperlink w:anchor="_Toc104810686" w:history="1">
+          <w:hyperlink w:anchor="_Toc192779900" w:history="1">
             <w:r>
               <w:rPr>
                 <w:rStyle w:val="Hipervnculo"/>
                 <w:noProof/>
               </w:rPr>
+              <w:t>6.</w:t>
+            </w:r>
+            <w:r>
+              <w:rPr>
+                <w:rFonts w:eastAsiaTheme="minorEastAsia"/>
+                <w:noProof/>
+                <w:kern w:val="2"/>
+                <w:sz w:val="24"/>
+                <w:szCs w:val="24"/>
+                <w:lang w:eastAsia="es-ES"/>
+                <w14:ligatures w14:val="standardContextual"/>
+              </w:rPr>
+              <w:tab/>
+            </w:r>
+            <w:r>
+              <w:rPr>
+                <w:rStyle w:val="Hipervnculo"/>
+                <w:noProof/>
+              </w:rPr>
               <w:t>Estilo visual</w:t>
             </w:r>
             <w:r>
@@ -1577,7 +2765,7 @@
                 <w:noProof/>
                 <w:webHidden/>
               </w:rPr>
-              <w:instrText xml:space="preserve"> PAGEREF _Toc104810686 \h </w:instrText>
+              <w:instrText xml:space="preserve"> PAGEREF _Toc192779900 \h </w:instrText>
             </w:r>
             <w:r>
               <w:rPr>
@@ -1612,20 +2800,44 @@
           <w:pPr>
             <w:pStyle w:val="TDC1"/>
             <w:tabs>
+              <w:tab w:val="left" w:pos="440"/>
               <w:tab w:val="right" w:leader="dot" w:pos="8494"/>
             </w:tabs>
             <w:rPr>
               <w:rFonts w:eastAsiaTheme="minorEastAsia"/>
               <w:noProof/>
+              <w:kern w:val="2"/>
+              <w:sz w:val="24"/>
+              <w:szCs w:val="24"/>
               <w:lang w:eastAsia="es-ES"/>
+              <w14:ligatures w14:val="standardContextual"/>
             </w:rPr>
           </w:pPr>
-          <w:hyperlink w:anchor="_Toc104810687" w:history="1">
+          <w:hyperlink w:anchor="_Toc192779901" w:history="1">
             <w:r>
               <w:rPr>
                 <w:rStyle w:val="Hipervnculo"/>
                 <w:noProof/>
               </w:rPr>
+              <w:t>7.</w:t>
+            </w:r>
+            <w:r>
+              <w:rPr>
+                <w:rFonts w:eastAsiaTheme="minorEastAsia"/>
+                <w:noProof/>
+                <w:kern w:val="2"/>
+                <w:sz w:val="24"/>
+                <w:szCs w:val="24"/>
+                <w:lang w:eastAsia="es-ES"/>
+                <w14:ligatures w14:val="standardContextual"/>
+              </w:rPr>
+              <w:tab/>
+            </w:r>
+            <w:r>
+              <w:rPr>
+                <w:rStyle w:val="Hipervnculo"/>
+                <w:noProof/>
+              </w:rPr>
               <w:t>Efectos de sonido</w:t>
             </w:r>
             <w:r>
@@ -1647,7 +2859,7 @@
                 <w:noProof/>
                 <w:webHidden/>
               </w:rPr>
-              <w:instrText xml:space="preserve"> PAGEREF _Toc104810687 \h </w:instrText>
+              <w:instrText xml:space="preserve"> PAGEREF _Toc192779901 \h </w:instrText>
             </w:r>
             <w:r>
               <w:rPr>
@@ -1706,10 +2918,13 @@
       <w:pPr>
         <w:pStyle w:val="Ttulo1"/>
       </w:pPr>
-      <w:bookmarkStart w:id="0" w:name="_Toc104810658"/>
+      <w:bookmarkStart w:id="0" w:name="_Toc192779872"/>
       <w:r>
         <w:lastRenderedPageBreak/>
-        <w:t>Ficha técnica</w:t>
+        <w:t xml:space="preserve">Ficha </w:t>
+      </w:r>
+      <w:r>
+        <w:t>técnica</w:t>
       </w:r>
       <w:bookmarkEnd w:id="0"/>
     </w:p>
@@ -1721,6 +2936,7 @@
       <w:bookmarkStart w:id="2" w:name="_Toc104808520"/>
       <w:bookmarkStart w:id="3" w:name="_Toc104808948"/>
       <w:bookmarkStart w:id="4" w:name="_Toc104810659"/>
+      <w:bookmarkStart w:id="5" w:name="_Toc192779873"/>
       <w:r>
         <w:t>Título</w:t>
       </w:r>
@@ -1728,6 +2944,7 @@
       <w:bookmarkEnd w:id="2"/>
       <w:bookmarkEnd w:id="3"/>
       <w:bookmarkEnd w:id="4"/>
+      <w:bookmarkEnd w:id="5"/>
     </w:p>
     <w:p>
       <w:r>
@@ -1738,224 +2955,234 @@
       <w:pPr>
         <w:pStyle w:val="Ttulo2"/>
       </w:pPr>
-      <w:bookmarkStart w:id="5" w:name="_Toc104807199"/>
-      <w:bookmarkStart w:id="6" w:name="_Toc104808521"/>
-      <w:bookmarkStart w:id="7" w:name="_Toc104808949"/>
-      <w:bookmarkStart w:id="8" w:name="_Toc104810660"/>
+      <w:bookmarkStart w:id="6" w:name="_Toc104807199"/>
+      <w:bookmarkStart w:id="7" w:name="_Toc104808521"/>
+      <w:bookmarkStart w:id="8" w:name="_Toc104808949"/>
+      <w:bookmarkStart w:id="9" w:name="_Toc104810660"/>
+      <w:bookmarkStart w:id="10" w:name="_Toc192779874"/>
       <w:r>
         <w:t>Concepto</w:t>
       </w:r>
-      <w:bookmarkEnd w:id="5"/>
       <w:bookmarkEnd w:id="6"/>
       <w:bookmarkEnd w:id="7"/>
       <w:bookmarkEnd w:id="8"/>
-    </w:p>
-    <w:p>
-      <w:r>
-        <w:t xml:space="preserve">Across the ground es un videojuego de plataformas 2D </w:t>
-      </w:r>
-      <w:proofErr w:type="spellStart"/>
-      <w:r>
-        <w:t>scroll</w:t>
-      </w:r>
-      <w:proofErr w:type="spellEnd"/>
-      <w:r>
-        <w:t xml:space="preserve"> lateral, con un tinte de género metroidvania, donde el jugador se encontrará con una alta dificultad, al más puro estilo “Super </w:t>
-      </w:r>
-      <w:proofErr w:type="spellStart"/>
-      <w:r>
-        <w:t>Meat</w:t>
-      </w:r>
-      <w:proofErr w:type="spellEnd"/>
-      <w:r>
-        <w:t xml:space="preserve"> </w:t>
-      </w:r>
-      <w:proofErr w:type="spellStart"/>
-      <w:r>
-        <w:t>Boy</w:t>
-      </w:r>
-      <w:proofErr w:type="spellEnd"/>
-      <w:r>
-        <w:t xml:space="preserve">” o “The </w:t>
-      </w:r>
-      <w:proofErr w:type="spellStart"/>
-      <w:r>
-        <w:t>end</w:t>
-      </w:r>
-      <w:proofErr w:type="spellEnd"/>
-      <w:r>
-        <w:t xml:space="preserve"> </w:t>
-      </w:r>
-      <w:proofErr w:type="spellStart"/>
-      <w:r>
-        <w:t>is</w:t>
-      </w:r>
-      <w:proofErr w:type="spellEnd"/>
-      <w:r>
-        <w:t xml:space="preserve"> </w:t>
-      </w:r>
-      <w:proofErr w:type="spellStart"/>
-      <w:r>
-        <w:t>nigh</w:t>
-      </w:r>
-      <w:proofErr w:type="spellEnd"/>
-      <w:r>
-        <w:t>”. En este tipo de juegos, el jugador debe repetir varias veces cada nivel ya que están configurados para tener una alta complejidad.</w:t>
-      </w:r>
-    </w:p>
-    <w:p>
-      <w:r>
-        <w:t xml:space="preserve">Across the ground se distribuye en mundos conectados en un mismo mapa de una forma similar a </w:t>
-      </w:r>
-      <w:proofErr w:type="spellStart"/>
-      <w:r>
-        <w:t>Hollow</w:t>
-      </w:r>
-      <w:proofErr w:type="spellEnd"/>
-      <w:r>
-        <w:t xml:space="preserve"> </w:t>
-      </w:r>
-      <w:proofErr w:type="spellStart"/>
-      <w:r>
-        <w:t>Knight</w:t>
-      </w:r>
-      <w:proofErr w:type="spellEnd"/>
-      <w:r>
-        <w:t xml:space="preserve"> o </w:t>
-      </w:r>
-      <w:proofErr w:type="spellStart"/>
-      <w:r>
-        <w:t>Metroid</w:t>
-      </w:r>
-      <w:proofErr w:type="spellEnd"/>
-      <w:r>
-        <w:t xml:space="preserve"> </w:t>
-      </w:r>
-      <w:proofErr w:type="spellStart"/>
-      <w:r>
-        <w:t>Dread</w:t>
-      </w:r>
-      <w:proofErr w:type="spellEnd"/>
-      <w:r>
-        <w:t>.</w:t>
-      </w:r>
-    </w:p>
-    <w:p>
-      <w:pPr>
-        <w:pStyle w:val="Ttulo2"/>
-      </w:pPr>
-      <w:bookmarkStart w:id="9" w:name="_Toc104807200"/>
-      <w:bookmarkStart w:id="10" w:name="_Toc104808522"/>
-      <w:bookmarkStart w:id="11" w:name="_Toc104808950"/>
-      <w:bookmarkStart w:id="12" w:name="_Toc104810661"/>
-      <w:r>
-        <w:t>Género</w:t>
-      </w:r>
       <w:bookmarkEnd w:id="9"/>
       <w:bookmarkEnd w:id="10"/>
+    </w:p>
+    <w:p>
+      <w:r>
+        <w:t xml:space="preserve">Across the ground es un videojuego de plataformas 2D </w:t>
+      </w:r>
+      <w:proofErr w:type="spellStart"/>
+      <w:r>
+        <w:t>scroll</w:t>
+      </w:r>
+      <w:proofErr w:type="spellEnd"/>
+      <w:r>
+        <w:t xml:space="preserve"> lateral, con un tinte de género metroidvania, donde el jugador se encontrará con una alta dificultad, al más puro estilo “Super </w:t>
+      </w:r>
+      <w:proofErr w:type="spellStart"/>
+      <w:r>
+        <w:t>Meat</w:t>
+      </w:r>
+      <w:proofErr w:type="spellEnd"/>
+      <w:r>
+        <w:t xml:space="preserve"> </w:t>
+      </w:r>
+      <w:proofErr w:type="spellStart"/>
+      <w:r>
+        <w:t>Boy</w:t>
+      </w:r>
+      <w:proofErr w:type="spellEnd"/>
+      <w:r>
+        <w:t xml:space="preserve">” o “The </w:t>
+      </w:r>
+      <w:proofErr w:type="spellStart"/>
+      <w:r>
+        <w:t>end</w:t>
+      </w:r>
+      <w:proofErr w:type="spellEnd"/>
+      <w:r>
+        <w:t xml:space="preserve"> is </w:t>
+      </w:r>
+      <w:proofErr w:type="spellStart"/>
+      <w:r>
+        <w:t>nigh</w:t>
+      </w:r>
+      <w:proofErr w:type="spellEnd"/>
+      <w:r>
+        <w:t>”. En este tipo de juegos, el jugador debe repetir varias veces cada nivel ya que están configurados para tener una alta complejidad.</w:t>
+      </w:r>
+    </w:p>
+    <w:p>
+      <w:r>
+        <w:t xml:space="preserve">Across the ground se distribuye en mundos conectados en un mismo mapa de una forma similar a </w:t>
+      </w:r>
+      <w:proofErr w:type="spellStart"/>
+      <w:r>
+        <w:t>Hollow</w:t>
+      </w:r>
+      <w:proofErr w:type="spellEnd"/>
+      <w:r>
+        <w:t xml:space="preserve"> </w:t>
+      </w:r>
+      <w:proofErr w:type="spellStart"/>
+      <w:r>
+        <w:t>Knight</w:t>
+      </w:r>
+      <w:proofErr w:type="spellEnd"/>
+      <w:r>
+        <w:t xml:space="preserve"> o </w:t>
+      </w:r>
+      <w:proofErr w:type="spellStart"/>
+      <w:r>
+        <w:t>Metroid</w:t>
+      </w:r>
+      <w:proofErr w:type="spellEnd"/>
+      <w:r>
+        <w:t xml:space="preserve"> </w:t>
+      </w:r>
+      <w:proofErr w:type="spellStart"/>
+      <w:r>
+        <w:t>Dread</w:t>
+      </w:r>
+      <w:proofErr w:type="spellEnd"/>
+      <w:r>
+        <w:t>.</w:t>
+      </w:r>
+    </w:p>
+    <w:p>
+      <w:pPr>
+        <w:pStyle w:val="Ttulo2"/>
+      </w:pPr>
+      <w:bookmarkStart w:id="11" w:name="_Toc104807200"/>
+      <w:bookmarkStart w:id="12" w:name="_Toc104808522"/>
+      <w:bookmarkStart w:id="13" w:name="_Toc104808950"/>
+      <w:bookmarkStart w:id="14" w:name="_Toc104810661"/>
+      <w:bookmarkStart w:id="15" w:name="_Toc192779875"/>
+      <w:r>
+        <w:t>Género</w:t>
+      </w:r>
       <w:bookmarkEnd w:id="11"/>
       <w:bookmarkEnd w:id="12"/>
-    </w:p>
-    <w:p>
-      <w:r>
-        <w:t xml:space="preserve">Plataformas, </w:t>
-      </w:r>
-      <w:r>
-        <w:t>M</w:t>
-      </w:r>
-      <w:r>
-        <w:t>etroidvania.</w:t>
-      </w:r>
-    </w:p>
-    <w:p>
-      <w:pPr>
-        <w:pStyle w:val="Ttulo2"/>
-      </w:pPr>
-      <w:bookmarkStart w:id="13" w:name="_Toc104807201"/>
-      <w:bookmarkStart w:id="14" w:name="_Toc104808523"/>
-      <w:bookmarkStart w:id="15" w:name="_Toc104808951"/>
-      <w:bookmarkStart w:id="16" w:name="_Toc104810662"/>
-      <w:r>
-        <w:t>Modos de juego</w:t>
-      </w:r>
       <w:bookmarkEnd w:id="13"/>
       <w:bookmarkEnd w:id="14"/>
       <w:bookmarkEnd w:id="15"/>
+    </w:p>
+    <w:p>
+      <w:r>
+        <w:t xml:space="preserve">Plataformas, </w:t>
+      </w:r>
+      <w:r>
+        <w:t>M</w:t>
+      </w:r>
+      <w:r>
+        <w:t>etroidvania.</w:t>
+      </w:r>
+    </w:p>
+    <w:p>
+      <w:pPr>
+        <w:pStyle w:val="Ttulo2"/>
+      </w:pPr>
+      <w:bookmarkStart w:id="16" w:name="_Toc104807201"/>
+      <w:bookmarkStart w:id="17" w:name="_Toc104808523"/>
+      <w:bookmarkStart w:id="18" w:name="_Toc104808951"/>
+      <w:bookmarkStart w:id="19" w:name="_Toc104810662"/>
+      <w:bookmarkStart w:id="20" w:name="_Toc192779876"/>
+      <w:r>
+        <w:t>Modos de juego</w:t>
+      </w:r>
       <w:bookmarkEnd w:id="16"/>
-    </w:p>
-    <w:p>
-      <w:proofErr w:type="spellStart"/>
-      <w:r>
-        <w:t>Singleplayer</w:t>
-      </w:r>
-      <w:proofErr w:type="spellEnd"/>
-    </w:p>
-    <w:p>
-      <w:pPr>
-        <w:pStyle w:val="Ttulo2"/>
-      </w:pPr>
-      <w:bookmarkStart w:id="17" w:name="_Toc104807202"/>
-      <w:bookmarkStart w:id="18" w:name="_Toc104808524"/>
-      <w:bookmarkStart w:id="19" w:name="_Toc104808952"/>
-      <w:bookmarkStart w:id="20" w:name="_Toc104810663"/>
-      <w:r>
-        <w:t>Plataforma</w:t>
-      </w:r>
       <w:bookmarkEnd w:id="17"/>
       <w:bookmarkEnd w:id="18"/>
       <w:bookmarkEnd w:id="19"/>
       <w:bookmarkEnd w:id="20"/>
     </w:p>
     <w:p>
-      <w:r>
-        <w:t>Pc</w:t>
-      </w:r>
+      <w:proofErr w:type="spellStart"/>
+      <w:r>
+        <w:t>Singleplayer</w:t>
+      </w:r>
+      <w:proofErr w:type="spellEnd"/>
     </w:p>
     <w:p>
       <w:pPr>
         <w:pStyle w:val="Ttulo2"/>
       </w:pPr>
-      <w:bookmarkStart w:id="21" w:name="_Toc104807203"/>
-      <w:bookmarkStart w:id="22" w:name="_Toc104808525"/>
-      <w:bookmarkStart w:id="23" w:name="_Toc104808953"/>
-      <w:bookmarkStart w:id="24" w:name="_Toc104810664"/>
-      <w:r>
-        <w:t>Audiencia</w:t>
+      <w:bookmarkStart w:id="21" w:name="_Toc104807202"/>
+      <w:bookmarkStart w:id="22" w:name="_Toc104808524"/>
+      <w:bookmarkStart w:id="23" w:name="_Toc104808952"/>
+      <w:bookmarkStart w:id="24" w:name="_Toc104810663"/>
+      <w:bookmarkStart w:id="25" w:name="_Toc192779877"/>
+      <w:r>
+        <w:t>Plataforma</w:t>
       </w:r>
       <w:bookmarkEnd w:id="21"/>
       <w:bookmarkEnd w:id="22"/>
       <w:bookmarkEnd w:id="23"/>
       <w:bookmarkEnd w:id="24"/>
-    </w:p>
-    <w:p>
-      <w:r>
-        <w:t xml:space="preserve">Todas las edades. </w:t>
-      </w:r>
-    </w:p>
-    <w:p>
-      <w:r>
-        <w:t>Cualquier jugador al que le gusten los videojuegos de plataformas.</w:t>
+      <w:bookmarkEnd w:id="25"/>
+    </w:p>
+    <w:p>
+      <w:r>
+        <w:t>Pc</w:t>
       </w:r>
     </w:p>
     <w:p>
       <w:pPr>
         <w:pStyle w:val="Ttulo2"/>
       </w:pPr>
-      <w:bookmarkStart w:id="25" w:name="_Toc104807204"/>
-      <w:bookmarkStart w:id="26" w:name="_Toc104808526"/>
-      <w:bookmarkStart w:id="27" w:name="_Toc104808954"/>
-      <w:bookmarkStart w:id="28" w:name="_Toc104810665"/>
-      <w:r>
-        <w:t>Motor</w:t>
-      </w:r>
-      <w:bookmarkEnd w:id="25"/>
+      <w:bookmarkStart w:id="26" w:name="_Toc104807203"/>
+      <w:bookmarkStart w:id="27" w:name="_Toc104808525"/>
+      <w:bookmarkStart w:id="28" w:name="_Toc104808953"/>
+      <w:bookmarkStart w:id="29" w:name="_Toc104810664"/>
+      <w:bookmarkStart w:id="30" w:name="_Toc192779878"/>
+      <w:r>
+        <w:t>Audiencia</w:t>
+      </w:r>
       <w:bookmarkEnd w:id="26"/>
       <w:bookmarkEnd w:id="27"/>
       <w:bookmarkEnd w:id="28"/>
-    </w:p>
-    <w:p>
-      <w:r>
-        <w:t>Unity 2D</w:t>
+      <w:bookmarkEnd w:id="29"/>
+      <w:bookmarkEnd w:id="30"/>
+    </w:p>
+    <w:p>
+      <w:r>
+        <w:t xml:space="preserve">Todas las edades. </w:t>
+      </w:r>
+    </w:p>
+    <w:p>
+      <w:r>
+        <w:t>Cualquier jugador al que le gusten los videojuegos de plataformas.</w:t>
+      </w:r>
+    </w:p>
+    <w:p>
+      <w:pPr>
+        <w:pStyle w:val="Ttulo2"/>
+      </w:pPr>
+      <w:bookmarkStart w:id="31" w:name="_Toc104807204"/>
+      <w:bookmarkStart w:id="32" w:name="_Toc104808526"/>
+      <w:bookmarkStart w:id="33" w:name="_Toc104808954"/>
+      <w:bookmarkStart w:id="34" w:name="_Toc104810665"/>
+      <w:bookmarkStart w:id="35" w:name="_Toc192779879"/>
+      <w:r>
+        <w:t>Motor</w:t>
+      </w:r>
+      <w:bookmarkEnd w:id="31"/>
+      <w:bookmarkEnd w:id="32"/>
+      <w:bookmarkEnd w:id="33"/>
+      <w:bookmarkEnd w:id="34"/>
+      <w:bookmarkEnd w:id="35"/>
+    </w:p>
+    <w:p>
+      <w:r>
+        <w:t xml:space="preserve">Unity </w:t>
+      </w:r>
+      <w:r>
+        <w:t>3</w:t>
+      </w:r>
+      <w:r>
+        <w:t>D</w:t>
       </w:r>
     </w:p>
     <w:p>
@@ -1973,22 +3200,26 @@
       <w:pPr>
         <w:pStyle w:val="Ttulo1"/>
       </w:pPr>
-      <w:bookmarkStart w:id="29" w:name="_Toc104810666"/>
+      <w:bookmarkStart w:id="36" w:name="_Toc192779880"/>
       <w:r>
         <w:lastRenderedPageBreak/>
         <w:t>Historia y personajes</w:t>
       </w:r>
-      <w:bookmarkEnd w:id="29"/>
+      <w:bookmarkEnd w:id="36"/>
     </w:p>
     <w:p>
       <w:pPr>
         <w:pStyle w:val="Ttulo2"/>
-      </w:pPr>
-      <w:bookmarkStart w:id="30" w:name="_Toc104810667"/>
+        <w:numPr>
+          <w:ilvl w:val="0"/>
+          <w:numId w:val="4"/>
+        </w:numPr>
+      </w:pPr>
+      <w:bookmarkStart w:id="37" w:name="_Toc192779881"/>
       <w:r>
         <w:t>Contexto del mundo</w:t>
       </w:r>
-      <w:bookmarkEnd w:id="30"/>
+      <w:bookmarkEnd w:id="37"/>
     </w:p>
     <w:p>
       <w:r>
@@ -2018,11 +3249,11 @@
       <w:pPr>
         <w:pStyle w:val="Ttulo2"/>
       </w:pPr>
-      <w:bookmarkStart w:id="31" w:name="_Toc104810668"/>
+      <w:bookmarkStart w:id="38" w:name="_Toc192779882"/>
       <w:r>
         <w:t>Historia corta</w:t>
       </w:r>
-      <w:bookmarkEnd w:id="31"/>
+      <w:bookmarkEnd w:id="38"/>
     </w:p>
     <w:p>
       <w:r>
@@ -2056,11 +3287,11 @@
       <w:pPr>
         <w:pStyle w:val="Ttulo2"/>
       </w:pPr>
-      <w:bookmarkStart w:id="32" w:name="_Toc104810669"/>
+      <w:bookmarkStart w:id="39" w:name="_Toc192779883"/>
       <w:r>
         <w:t>Personaje principal</w:t>
       </w:r>
-      <w:bookmarkEnd w:id="32"/>
+      <w:bookmarkEnd w:id="39"/>
     </w:p>
     <w:p>
       <w:r>
@@ -2078,29 +3309,36 @@
         <w:t>Desde ya bebé limo, Destra se interesó tanto por la ciencia como por el mundo antiguo</w:t>
       </w:r>
       <w:r>
-        <w:t>, un gran tabú en el mundo Limo. Estas investigaciones las llevó a cabo a escondidas ya que el conocimiento perdido del mundo antiguo está prohibido, ya que fue la propia tecnología humana la que desencadenó el Cataclismo (aunque no se sabe a ciencia cierta qué ocurrió).</w:t>
+        <w:t xml:space="preserve">, un gran tabú en el mundo Limo. Estas investigaciones las llevó a cabo a escondidas ya que el </w:t>
+      </w:r>
+      <w:r>
+        <w:lastRenderedPageBreak/>
+        <w:t>conocimiento perdido del mundo antiguo está prohibido, ya que fue la propia tecnología humana la que desencadenó el Cataclismo (aunque no se sabe a ciencia cierta qué ocurrió).</w:t>
       </w:r>
     </w:p>
     <w:p>
       <w:pPr>
         <w:pStyle w:val="Ttulo1"/>
       </w:pPr>
-      <w:bookmarkStart w:id="33" w:name="_Toc104810670"/>
-      <w:r>
-        <w:lastRenderedPageBreak/>
+      <w:bookmarkStart w:id="40" w:name="_Toc192779884"/>
+      <w:r>
         <w:t>Mecánicas del juego</w:t>
       </w:r>
-      <w:bookmarkEnd w:id="33"/>
+      <w:bookmarkEnd w:id="40"/>
     </w:p>
     <w:p>
       <w:pPr>
         <w:pStyle w:val="Ttulo2"/>
-      </w:pPr>
-      <w:bookmarkStart w:id="34" w:name="_Toc104810671"/>
+        <w:numPr>
+          <w:ilvl w:val="0"/>
+          <w:numId w:val="5"/>
+        </w:numPr>
+      </w:pPr>
+      <w:bookmarkStart w:id="41" w:name="_Toc192779885"/>
       <w:r>
         <w:t>Resumen general</w:t>
       </w:r>
-      <w:bookmarkEnd w:id="34"/>
+      <w:bookmarkEnd w:id="41"/>
     </w:p>
     <w:p>
       <w:r>
@@ -2112,11 +3350,11 @@
       <w:pPr>
         <w:pStyle w:val="Ttulo2"/>
       </w:pPr>
-      <w:bookmarkStart w:id="35" w:name="_Toc104810672"/>
+      <w:bookmarkStart w:id="42" w:name="_Toc192779886"/>
       <w:r>
         <w:t>Personaje</w:t>
       </w:r>
-      <w:bookmarkEnd w:id="35"/>
+      <w:bookmarkEnd w:id="42"/>
     </w:p>
     <w:p>
       <w:r>
@@ -2258,11 +3496,11 @@
       <w:pPr>
         <w:pStyle w:val="Ttulo2"/>
       </w:pPr>
-      <w:bookmarkStart w:id="36" w:name="_Toc104810673"/>
+      <w:bookmarkStart w:id="43" w:name="_Toc192779887"/>
       <w:r>
         <w:t>Mundo</w:t>
       </w:r>
-      <w:bookmarkEnd w:id="36"/>
+      <w:bookmarkEnd w:id="43"/>
     </w:p>
     <w:p>
       <w:r>
@@ -2314,6 +3552,7 @@
         </w:numPr>
       </w:pPr>
       <w:r>
+        <w:lastRenderedPageBreak/>
         <w:t>Cambios en la gravedad: esto implica cambios en la velocidad de salto y de caída.</w:t>
       </w:r>
     </w:p>
@@ -2333,12 +3572,11 @@
       <w:pPr>
         <w:pStyle w:val="Ttulo2"/>
       </w:pPr>
-      <w:bookmarkStart w:id="37" w:name="_Toc104810674"/>
-      <w:r>
-        <w:lastRenderedPageBreak/>
+      <w:bookmarkStart w:id="44" w:name="_Toc192779888"/>
+      <w:r>
         <w:t>Sistema de reaparición</w:t>
       </w:r>
-      <w:bookmarkEnd w:id="37"/>
+      <w:bookmarkEnd w:id="44"/>
     </w:p>
     <w:p>
       <w:r>
@@ -2366,11 +3604,11 @@
       <w:pPr>
         <w:pStyle w:val="Ttulo2"/>
       </w:pPr>
-      <w:bookmarkStart w:id="38" w:name="_Toc104810675"/>
+      <w:bookmarkStart w:id="45" w:name="_Toc192779889"/>
       <w:r>
         <w:t>Viaje rápido</w:t>
       </w:r>
-      <w:bookmarkEnd w:id="38"/>
+      <w:bookmarkEnd w:id="45"/>
     </w:p>
     <w:p>
       <w:r>
@@ -2408,11 +3646,11 @@
       <w:pPr>
         <w:pStyle w:val="Ttulo2"/>
       </w:pPr>
-      <w:bookmarkStart w:id="39" w:name="_Toc104810676"/>
+      <w:bookmarkStart w:id="46" w:name="_Toc192779890"/>
       <w:r>
         <w:t>Enemigos</w:t>
       </w:r>
-      <w:bookmarkEnd w:id="39"/>
+      <w:bookmarkEnd w:id="46"/>
     </w:p>
     <w:p>
       <w:r>
@@ -2456,11 +3694,11 @@
       <w:pPr>
         <w:pStyle w:val="Ttulo2"/>
       </w:pPr>
-      <w:bookmarkStart w:id="40" w:name="_Toc104810677"/>
+      <w:bookmarkStart w:id="47" w:name="_Toc192779891"/>
       <w:r>
         <w:t>Jefes</w:t>
       </w:r>
-      <w:bookmarkEnd w:id="40"/>
+      <w:bookmarkEnd w:id="47"/>
     </w:p>
     <w:p>
       <w:r>
@@ -2496,11 +3734,11 @@
       <w:pPr>
         <w:pStyle w:val="Ttulo2"/>
       </w:pPr>
-      <w:bookmarkStart w:id="41" w:name="_Toc104810678"/>
+      <w:bookmarkStart w:id="48" w:name="_Toc192779892"/>
       <w:r>
         <w:t>Objetivo y recompensas</w:t>
       </w:r>
-      <w:bookmarkEnd w:id="41"/>
+      <w:bookmarkEnd w:id="48"/>
     </w:p>
     <w:p>
       <w:r>
@@ -2511,18 +3749,21 @@
       <w:pPr>
         <w:pStyle w:val="Ttulo1"/>
       </w:pPr>
-      <w:bookmarkStart w:id="42" w:name="_Toc104810679"/>
-      <w:r>
-        <w:lastRenderedPageBreak/>
+      <w:bookmarkStart w:id="49" w:name="_Toc192779893"/>
+      <w:r>
         <w:t>Diseño de niveles</w:t>
       </w:r>
-      <w:bookmarkEnd w:id="42"/>
+      <w:bookmarkEnd w:id="49"/>
     </w:p>
     <w:p>
       <w:pPr>
         <w:pStyle w:val="Ttulo2"/>
-      </w:pPr>
-      <w:bookmarkStart w:id="43" w:name="_Toc104810680"/>
+        <w:numPr>
+          <w:ilvl w:val="0"/>
+          <w:numId w:val="6"/>
+        </w:numPr>
+      </w:pPr>
+      <w:bookmarkStart w:id="50" w:name="_Toc192779894"/>
       <w:r>
         <w:rPr>
           <w:noProof/>
@@ -2574,40 +3815,17 @@
                             <w:r>
                               <w:t xml:space="preserve">Ilustración </w:t>
                             </w:r>
+                            <w:fldSimple w:instr=" SEQ Ilustración \* ARABIC ">
+                              <w:r>
+                                <w:rPr>
+                                  <w:noProof/>
+                                </w:rPr>
+                                <w:t>1</w:t>
+                              </w:r>
+                            </w:fldSimple>
                             <w:r>
-                              <w:fldChar w:fldCharType="begin"/>
+                              <w:t xml:space="preserve"> - Mundo continuo en Hollow Knight</w:t>
                             </w:r>
-                            <w:r>
-                              <w:instrText xml:space="preserve"> SEQ Ilustración \* ARABIC </w:instrText>
-                            </w:r>
-                            <w:r>
-                              <w:fldChar w:fldCharType="separate"/>
-                            </w:r>
-                            <w:r>
-                              <w:rPr>
-                                <w:noProof/>
-                              </w:rPr>
-                              <w:t>1</w:t>
-                            </w:r>
-                            <w:r>
-                              <w:fldChar w:fldCharType="end"/>
-                            </w:r>
-                            <w:r>
-                              <w:t xml:space="preserve"> - Mundo continuo en </w:t>
-                            </w:r>
-                            <w:proofErr w:type="spellStart"/>
-                            <w:r>
-                              <w:t>Hollow</w:t>
-                            </w:r>
-                            <w:proofErr w:type="spellEnd"/>
-                            <w:r>
-                              <w:t xml:space="preserve"> </w:t>
-                            </w:r>
-                            <w:proofErr w:type="spellStart"/>
-                            <w:r>
-                              <w:t>Knight</w:t>
-                            </w:r>
-                            <w:proofErr w:type="spellEnd"/>
                           </w:p>
                         </w:txbxContent>
                       </wps:txbx>
@@ -2629,7 +3847,7 @@
                 <v:stroke joinstyle="miter"/>
                 <v:path gradientshapeok="t" o:connecttype="rect"/>
               </v:shapetype>
-              <v:shape id="Cuadro de texto 3" o:spid="_x0000_s1026" type="#_x0000_t202" style="position:absolute;left:0;text-align:left;margin-left:226.9pt;margin-top:152.6pt;width:207.4pt;height:.05pt;z-index:251661312;visibility:visible;mso-wrap-style:square;mso-wrap-distance-left:9pt;mso-wrap-distance-top:0;mso-wrap-distance-right:9pt;mso-wrap-distance-bottom:0;mso-position-horizontal:absolute;mso-position-horizontal-relative:text;mso-position-vertical:absolute;mso-position-vertical-relative:text;v-text-anchor:top" o:gfxdata="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" stroked="f">
+              <v:shape id="Cuadro de texto 3" o:spid="_x0000_s1026" type="#_x0000_t202" style="position:absolute;left:0;text-align:left;margin-left:226.9pt;margin-top:152.6pt;width:207.4pt;height:.05pt;z-index:251661312;visibility:visible;mso-wrap-style:square;mso-wrap-distance-left:9pt;mso-wrap-distance-top:0;mso-wrap-distance-right:9pt;mso-wrap-distance-bottom:0;mso-position-horizontal:absolute;mso-position-horizontal-relative:text;mso-position-vertical:absolute;mso-position-vertical-relative:text;v-text-anchor:top" o:gfxdata="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" stroked="f">
                 <v:textbox style="mso-fit-shape-to-text:t" inset="0,0,0,0">
                   <w:txbxContent>
                     <w:p>
@@ -2642,40 +3860,17 @@
                       <w:r>
                         <w:t xml:space="preserve">Ilustración </w:t>
                       </w:r>
+                      <w:fldSimple w:instr=" SEQ Ilustración \* ARABIC ">
+                        <w:r>
+                          <w:rPr>
+                            <w:noProof/>
+                          </w:rPr>
+                          <w:t>1</w:t>
+                        </w:r>
+                      </w:fldSimple>
                       <w:r>
-                        <w:fldChar w:fldCharType="begin"/>
+                        <w:t xml:space="preserve"> - Mundo continuo en Hollow Knight</w:t>
                       </w:r>
-                      <w:r>
-                        <w:instrText xml:space="preserve"> SEQ Ilustración \* ARABIC </w:instrText>
-                      </w:r>
-                      <w:r>
-                        <w:fldChar w:fldCharType="separate"/>
-                      </w:r>
-                      <w:r>
-                        <w:rPr>
-                          <w:noProof/>
-                        </w:rPr>
-                        <w:t>1</w:t>
-                      </w:r>
-                      <w:r>
-                        <w:fldChar w:fldCharType="end"/>
-                      </w:r>
-                      <w:r>
-                        <w:t xml:space="preserve"> - Mundo continuo en </w:t>
-                      </w:r>
-                      <w:proofErr w:type="spellStart"/>
-                      <w:r>
-                        <w:t>Hollow</w:t>
-                      </w:r>
-                      <w:proofErr w:type="spellEnd"/>
-                      <w:r>
-                        <w:t xml:space="preserve"> </w:t>
-                      </w:r>
-                      <w:proofErr w:type="spellStart"/>
-                      <w:r>
-                        <w:t>Knight</w:t>
-                      </w:r>
-                      <w:proofErr w:type="spellEnd"/>
                     </w:p>
                   </w:txbxContent>
                 </v:textbox>
@@ -2715,7 +3910,7 @@
                     </pic:cNvPicPr>
                   </pic:nvPicPr>
                   <pic:blipFill>
-                    <a:blip r:embed="rId6">
+                    <a:blip r:embed="rId8">
                       <a:extLst>
                         <a:ext uri="{28A0092B-C50C-407E-A947-70E740481C1C}">
                           <a14:useLocalDpi xmlns:a14="http://schemas.microsoft.com/office/drawing/2010/main" val="0"/>
@@ -2749,7 +3944,7 @@
       <w:r>
         <w:t>Distribución del mundo</w:t>
       </w:r>
-      <w:bookmarkEnd w:id="43"/>
+      <w:bookmarkEnd w:id="50"/>
     </w:p>
     <w:p>
       <w:r>
@@ -2809,7 +4004,7 @@
                     </pic:cNvPicPr>
                   </pic:nvPicPr>
                   <pic:blipFill>
-                    <a:blip r:embed="rId7" cstate="print">
+                    <a:blip r:embed="rId9" cstate="print">
                       <a:extLst>
                         <a:ext uri="{28A0092B-C50C-407E-A947-70E740481C1C}">
                           <a14:useLocalDpi xmlns:a14="http://schemas.microsoft.com/office/drawing/2010/main" val="0"/>
@@ -2866,126 +4061,116 @@
       </w:r>
       <w:proofErr w:type="spellEnd"/>
       <w:r>
+        <w:t xml:space="preserve"> is </w:t>
+      </w:r>
+      <w:proofErr w:type="spellStart"/>
+      <w:r>
+        <w:t>Nigh</w:t>
+      </w:r>
+      <w:proofErr w:type="spellEnd"/>
+    </w:p>
+    <w:p/>
+    <w:p>
+      <w:pPr>
+        <w:pStyle w:val="Ttulo2"/>
+      </w:pPr>
+      <w:bookmarkStart w:id="51" w:name="_Toc192779895"/>
+      <w:r>
+        <w:t>Dificultad</w:t>
+      </w:r>
+      <w:bookmarkEnd w:id="51"/>
+    </w:p>
+    <w:p>
+      <w:r>
+        <w:t>La dificultad es un factor a tener en cuenta en el diseño de los niveles, ya que se busca una dificultad que vaya aumentando a medida que el jugador vaya cogiendo experiencia y mejorando su propia habilidad.</w:t>
+      </w:r>
+    </w:p>
+    <w:p>
+      <w:pPr>
+        <w:jc w:val="left"/>
+      </w:pPr>
+    </w:p>
+    <w:p>
+      <w:pPr>
+        <w:pStyle w:val="Ttulo1"/>
+      </w:pPr>
+      <w:bookmarkStart w:id="52" w:name="_Toc192779896"/>
+      <w:r>
+        <w:t>Interacción</w:t>
+      </w:r>
+      <w:bookmarkEnd w:id="52"/>
+    </w:p>
+    <w:p>
+      <w:pPr>
+        <w:pStyle w:val="Ttulo2"/>
+        <w:numPr>
+          <w:ilvl w:val="0"/>
+          <w:numId w:val="7"/>
+        </w:numPr>
+      </w:pPr>
+      <w:r>
         <w:t xml:space="preserve"> </w:t>
       </w:r>
+      <w:bookmarkStart w:id="53" w:name="_Toc192779897"/>
+      <w:r>
+        <w:t>Interacción con el personaje</w:t>
+      </w:r>
+      <w:bookmarkEnd w:id="53"/>
+    </w:p>
+    <w:p>
+      <w:r>
+        <w:t>El jugador tendrá en todo momento el control de Destra, el personaje principal de la historia. La interacción entre el usuario y Destra es unilateral, es decir, el jugador controlará cada acción de nuestra protagonista mediante los controles del videojuego.</w:t>
+      </w:r>
+    </w:p>
+    <w:p/>
+    <w:p>
+      <w:pPr>
+        <w:pStyle w:val="Ttulo2"/>
+      </w:pPr>
+      <w:bookmarkStart w:id="54" w:name="_Toc192779898"/>
+      <w:r>
+        <w:t>Interacción con el mundo</w:t>
+      </w:r>
+      <w:bookmarkEnd w:id="54"/>
+    </w:p>
+    <w:p>
+      <w:r>
+        <w:t xml:space="preserve">El mundo es una parte esencial de los videojuegos, por lo que el personaje deberá poder interactuar con este mismo para obtener una jugabilidad satisfactoria. </w:t>
+      </w:r>
+    </w:p>
+    <w:p>
+      <w:r>
+        <w:t xml:space="preserve">A lo largo de la historia el jugador atravesará ciertos mundos con una serie de mecánicas. Estas mecánicas por lo general son letales para el jugador. </w:t>
+      </w:r>
+    </w:p>
+    <w:p>
+      <w:r>
+        <w:t>El jugador toma al mundo como el enemigo principal, donde la mayoría de las interacciones con este, dañarán al jugador.</w:t>
+      </w:r>
+    </w:p>
+    <w:p>
+      <w:r>
+        <w:t xml:space="preserve">En la aventura, el jugador podrá interactuar con los </w:t>
+      </w:r>
       <w:proofErr w:type="spellStart"/>
       <w:r>
-        <w:t>is</w:t>
+        <w:t>NPCs</w:t>
       </w:r>
       <w:proofErr w:type="spellEnd"/>
       <w:r>
-        <w:t xml:space="preserve"> </w:t>
-      </w:r>
-      <w:proofErr w:type="spellStart"/>
-      <w:r>
-        <w:t>Nigh</w:t>
-      </w:r>
-      <w:proofErr w:type="spellEnd"/>
+        <w:t xml:space="preserve"> que vaya encontrando por el mundo, pudiendo dialogar con ellos, y así, obtener algo de información acerca de la historia.</w:t>
+      </w:r>
     </w:p>
     <w:p/>
     <w:p>
       <w:pPr>
         <w:pStyle w:val="Ttulo2"/>
       </w:pPr>
-      <w:bookmarkStart w:id="44" w:name="_Toc104810681"/>
-      <w:r>
-        <w:t>Dificultad</w:t>
-      </w:r>
-      <w:bookmarkEnd w:id="44"/>
-    </w:p>
-    <w:p>
-      <w:r>
-        <w:t>La dificultad es un factor a tener en cuenta en el diseño de los niveles, ya que se busca una dificultad que vaya aumentando a medida que el jugador vaya cogiendo experiencia y mejorando su propia habilidad.</w:t>
-      </w:r>
-    </w:p>
-    <w:p>
-      <w:pPr>
-        <w:jc w:val="left"/>
-      </w:pPr>
-      <w:r>
-        <w:br w:type="page"/>
-      </w:r>
-      <w:bookmarkStart w:id="45" w:name="_GoBack"/>
-      <w:bookmarkEnd w:id="45"/>
-    </w:p>
-    <w:p>
-      <w:pPr>
-        <w:pStyle w:val="Ttulo1"/>
-      </w:pPr>
-      <w:bookmarkStart w:id="46" w:name="_Toc104810682"/>
-      <w:r>
-        <w:lastRenderedPageBreak/>
-        <w:t>Interacción</w:t>
-      </w:r>
-      <w:bookmarkEnd w:id="46"/>
-    </w:p>
-    <w:p>
-      <w:pPr>
-        <w:pStyle w:val="Ttulo2"/>
-      </w:pPr>
-      <w:r>
-        <w:t xml:space="preserve"> </w:t>
-      </w:r>
-      <w:bookmarkStart w:id="47" w:name="_Toc104810683"/>
-      <w:r>
-        <w:t>Interacción con el personaje</w:t>
-      </w:r>
-      <w:bookmarkEnd w:id="47"/>
-    </w:p>
-    <w:p>
-      <w:r>
-        <w:t>El jugador tendrá en todo momento el control de Destra, el personaje principal de la historia. La interacción entre el usuario y Destra es unilateral, es decir, el jugador controlará cada acción de nuestra protagonista mediante los controles del videojuego.</w:t>
-      </w:r>
-    </w:p>
-    <w:p/>
-    <w:p>
-      <w:pPr>
-        <w:pStyle w:val="Ttulo2"/>
-      </w:pPr>
-      <w:bookmarkStart w:id="48" w:name="_Toc104810684"/>
-      <w:r>
-        <w:t>Interacción con el mundo</w:t>
-      </w:r>
-      <w:bookmarkEnd w:id="48"/>
-    </w:p>
-    <w:p>
-      <w:r>
-        <w:t xml:space="preserve">El mundo es una parte esencial de los videojuegos, por lo que el personaje deberá poder interactuar con este mismo para obtener una jugabilidad satisfactoria. </w:t>
-      </w:r>
-    </w:p>
-    <w:p>
-      <w:r>
-        <w:t xml:space="preserve">A lo largo de la historia el jugador atravesará ciertos mundos con una serie de mecánicas. Estas mecánicas por lo general son letales para el jugador. </w:t>
-      </w:r>
-    </w:p>
-    <w:p>
-      <w:r>
-        <w:t>El jugador toma al mundo como el enemigo principal, donde la mayoría de las interacciones con este, dañarán al jugador.</w:t>
-      </w:r>
-    </w:p>
-    <w:p>
-      <w:r>
-        <w:t xml:space="preserve">En la aventura, el jugador podrá interactuar con los </w:t>
-      </w:r>
-      <w:proofErr w:type="spellStart"/>
-      <w:r>
-        <w:t>NPCs</w:t>
-      </w:r>
-      <w:proofErr w:type="spellEnd"/>
-      <w:r>
-        <w:t xml:space="preserve"> que vaya encontrando por el mundo, pudiendo dialogar con ellos, y así, obtener algo de información acerca de la historia.</w:t>
-      </w:r>
-    </w:p>
-    <w:p/>
-    <w:p>
-      <w:pPr>
-        <w:pStyle w:val="Ttulo2"/>
-      </w:pPr>
-      <w:bookmarkStart w:id="49" w:name="_Toc104810685"/>
+      <w:bookmarkStart w:id="55" w:name="_Toc192779899"/>
       <w:r>
         <w:t>Interacción con la interfaz</w:t>
       </w:r>
-      <w:bookmarkEnd w:id="49"/>
+      <w:bookmarkEnd w:id="55"/>
     </w:p>
     <w:p>
       <w:r>
@@ -2997,6 +4182,9 @@
         <w:keepNext/>
       </w:pPr>
       <w:r>
+        <w:rPr>
+          <w:noProof/>
+        </w:rPr>
         <w:drawing>
           <wp:inline distT="0" distB="0" distL="0" distR="0" wp14:anchorId="3A76B9D2" wp14:editId="77C3796A">
             <wp:extent cx="5356149" cy="3043555"/>
@@ -3013,7 +4201,7 @@
                     <pic:cNvPicPr/>
                   </pic:nvPicPr>
                   <pic:blipFill rotWithShape="1">
-                    <a:blip r:embed="rId8"/>
+                    <a:blip r:embed="rId10"/>
                     <a:srcRect l="813"/>
                     <a:stretch/>
                   </pic:blipFill>
@@ -3062,20 +4250,15 @@
       </w:r>
     </w:p>
     <w:p>
-      <w:r>
-        <w:br w:type="page"/>
-      </w:r>
-    </w:p>
-    <w:p>
       <w:pPr>
         <w:pStyle w:val="Ttulo1"/>
       </w:pPr>
-      <w:bookmarkStart w:id="50" w:name="_Toc104810686"/>
+      <w:bookmarkStart w:id="56" w:name="_Toc192779900"/>
       <w:r>
         <w:lastRenderedPageBreak/>
         <w:t>Estilo visual</w:t>
       </w:r>
-      <w:bookmarkEnd w:id="50"/>
+      <w:bookmarkEnd w:id="56"/>
     </w:p>
     <w:p>
       <w:r>
@@ -3124,7 +4307,7 @@
                     </pic:cNvPicPr>
                   </pic:nvPicPr>
                   <pic:blipFill>
-                    <a:blip r:embed="rId9">
+                    <a:blip r:embed="rId11">
                       <a:extLst>
                         <a:ext uri="{28A0092B-C50C-407E-A947-70E740481C1C}">
                           <a14:useLocalDpi xmlns:a14="http://schemas.microsoft.com/office/drawing/2010/main" val="0"/>
@@ -3189,11 +4372,11 @@
       <w:pPr>
         <w:pStyle w:val="Ttulo1"/>
       </w:pPr>
-      <w:bookmarkStart w:id="51" w:name="_Toc104810687"/>
+      <w:bookmarkStart w:id="57" w:name="_Toc192779901"/>
       <w:r>
         <w:t>Efectos de sonido</w:t>
       </w:r>
-      <w:bookmarkEnd w:id="51"/>
+      <w:bookmarkEnd w:id="57"/>
     </w:p>
     <w:p>
       <w:r>
@@ -3206,6 +4389,7 @@
       </w:r>
     </w:p>
     <w:sectPr>
+      <w:footerReference w:type="default" r:id="rId12"/>
       <w:pgSz w:w="11906" w:h="16838"/>
       <w:pgMar w:top="1417" w:right="1701" w:bottom="1417" w:left="1701" w:header="708" w:footer="708" w:gutter="0"/>
       <w:cols w:space="708"/>
@@ -3215,9 +4399,249 @@
 </w:document>
 </file>
 
+<file path=word/endnotes.xml><?xml version="1.0" encoding="utf-8"?>
+<w:endnotes xmlns:wpc="http://schemas.microsoft.com/office/word/2010/wordprocessingCanvas" xmlns:cx="http://schemas.microsoft.com/office/drawing/2014/chartex" xmlns:cx1="http://schemas.microsoft.com/office/drawing/2015/9/8/chartex" xmlns:cx2="http://schemas.microsoft.com/office/drawing/2015/10/21/chartex" xmlns:cx3="http://schemas.microsoft.com/office/drawing/2016/5/9/chartex" xmlns:cx4="http://schemas.microsoft.com/office/drawing/2016/5/10/chartex" xmlns:cx5="http://schemas.microsoft.com/office/drawing/2016/5/11/chartex" xmlns:cx6="http://schemas.microsoft.com/office/drawing/2016/5/12/chartex" xmlns:cx7="http://schemas.microsoft.com/office/drawing/2016/5/13/chartex" xmlns:cx8="http://schemas.microsoft.com/office/drawing/2016/5/14/chartex" xmlns:mc="http://schemas.openxmlformats.org/markup-compatibility/2006" xmlns:aink="http://schemas.microsoft.com/office/drawing/2016/ink" xmlns:am3d="http://schemas.microsoft.com/office/drawing/2017/model3d" xmlns:o="urn:schemas-microsoft-com:office:office" xmlns:oel="http://schemas.microsoft.com/office/2019/extlst" xmlns:r="http://schemas.openxmlformats.org/officeDocument/2006/relationships" xmlns:m="http://schemas.openxmlformats.org/officeDocument/2006/math" xmlns:v="urn:schemas-microsoft-com:vml" xmlns:wp14="http://schemas.microsoft.com/office/word/2010/wordprocessingDrawing" xmlns:wp="http://schemas.openxmlformats.org/drawingml/2006/wordprocessingDrawing" xmlns:w10="urn:schemas-microsoft-com:office:word" xmlns:w="http://schemas.openxmlformats.org/wordprocessingml/2006/main" xmlns:w14="http://schemas.microsoft.com/office/word/2010/wordml" xmlns:w15="http://schemas.microsoft.com/office/word/2012/wordml" xmlns:w16cex="http://schemas.microsoft.com/office/word/2018/wordml/cex" xmlns:w16cid="http://schemas.microsoft.com/office/word/2016/wordml/cid" xmlns:w16="http://schemas.microsoft.com/office/word/2018/wordml" xmlns:w16du="http://schemas.microsoft.com/office/word/2023/wordml/word16du" xmlns:w16sdtdh="http://schemas.microsoft.com/office/word/2020/wordml/sdtdatahash" xmlns:w16sdtfl="http://schemas.microsoft.com/office/word/2024/wordml/sdtformatlock" xmlns:w16se="http://schemas.microsoft.com/office/word/2015/wordml/symex" xmlns:wpg="http://schemas.microsoft.com/office/word/2010/wordprocessingGroup" xmlns:wpi="http://schemas.microsoft.com/office/word/2010/wordprocessingInk" xmlns:wne="http://schemas.microsoft.com/office/word/2006/wordml" xmlns:wps="http://schemas.microsoft.com/office/word/2010/wordprocessingShape" mc:Ignorable="w14 w15 w16se w16cid w16 w16cex w16sdtdh w16sdtfl w16du wp14">
+  <w:endnote w:type="separator" w:id="-1">
+    <w:p>
+      <w:pPr>
+        <w:spacing w:after="0" w:line="240" w:lineRule="auto"/>
+      </w:pPr>
+      <w:r>
+        <w:separator/>
+      </w:r>
+    </w:p>
+  </w:endnote>
+  <w:endnote w:type="continuationSeparator" w:id="0">
+    <w:p>
+      <w:pPr>
+        <w:spacing w:after="0" w:line="240" w:lineRule="auto"/>
+      </w:pPr>
+      <w:r>
+        <w:continuationSeparator/>
+      </w:r>
+    </w:p>
+  </w:endnote>
+</w:endnotes>
+</file>
+
+<file path=word/footer1.xml><?xml version="1.0" encoding="utf-8"?>
+<w:ftr xmlns:wpc="http://schemas.microsoft.com/office/word/2010/wordprocessingCanvas" xmlns:cx="http://schemas.microsoft.com/office/drawing/2014/chartex" xmlns:cx1="http://schemas.microsoft.com/office/drawing/2015/9/8/chartex" xmlns:cx2="http://schemas.microsoft.com/office/drawing/2015/10/21/chartex" xmlns:cx3="http://schemas.microsoft.com/office/drawing/2016/5/9/chartex" xmlns:cx4="http://schemas.microsoft.com/office/drawing/2016/5/10/chartex" xmlns:cx5="http://schemas.microsoft.com/office/drawing/2016/5/11/chartex" xmlns:cx6="http://schemas.microsoft.com/office/drawing/2016/5/12/chartex" xmlns:cx7="http://schemas.microsoft.com/office/drawing/2016/5/13/chartex" xmlns:cx8="http://schemas.microsoft.com/office/drawing/2016/5/14/chartex" xmlns:mc="http://schemas.openxmlformats.org/markup-compatibility/2006" xmlns:aink="http://schemas.microsoft.com/office/drawing/2016/ink" xmlns:am3d="http://schemas.microsoft.com/office/drawing/2017/model3d" xmlns:o="urn:schemas-microsoft-com:office:office" xmlns:oel="http://schemas.microsoft.com/office/2019/extlst" xmlns:r="http://schemas.openxmlformats.org/officeDocument/2006/relationships" xmlns:m="http://schemas.openxmlformats.org/officeDocument/2006/math" xmlns:v="urn:schemas-microsoft-com:vml" xmlns:wp14="http://schemas.microsoft.com/office/word/2010/wordprocessingDrawing" xmlns:wp="http://schemas.openxmlformats.org/drawingml/2006/wordprocessingDrawing" xmlns:w10="urn:schemas-microsoft-com:office:word" xmlns:w="http://schemas.openxmlformats.org/wordprocessingml/2006/main" xmlns:w14="http://schemas.microsoft.com/office/word/2010/wordml" xmlns:w15="http://schemas.microsoft.com/office/word/2012/wordml" xmlns:w16cex="http://schemas.microsoft.com/office/word/2018/wordml/cex" xmlns:w16cid="http://schemas.microsoft.com/office/word/2016/wordml/cid" xmlns:w16="http://schemas.microsoft.com/office/word/2018/wordml" xmlns:w16du="http://schemas.microsoft.com/office/word/2023/wordml/word16du" xmlns:w16sdtdh="http://schemas.microsoft.com/office/word/2020/wordml/sdtdatahash" xmlns:w16sdtfl="http://schemas.microsoft.com/office/word/2024/wordml/sdtformatlock" xmlns:w16se="http://schemas.microsoft.com/office/word/2015/wordml/symex" xmlns:wpg="http://schemas.microsoft.com/office/word/2010/wordprocessingGroup" xmlns:wpi="http://schemas.microsoft.com/office/word/2010/wordprocessingInk" xmlns:wne="http://schemas.microsoft.com/office/word/2006/wordml" xmlns:wps="http://schemas.microsoft.com/office/word/2010/wordprocessingShape" mc:Ignorable="w14 w15 w16se w16cid w16 w16cex w16sdtdh w16sdtfl w16du wp14">
+  <w:sdt>
+    <w:sdtPr>
+      <w:id w:val="1261718994"/>
+      <w:docPartObj>
+        <w:docPartGallery w:val="Page Numbers (Bottom of Page)"/>
+        <w:docPartUnique/>
+      </w:docPartObj>
+    </w:sdtPr>
+    <w:sdtContent>
+      <w:p>
+        <w:pPr>
+          <w:pStyle w:val="Piedepgina"/>
+          <w:jc w:val="right"/>
+        </w:pPr>
+        <w:r>
+          <w:t xml:space="preserve">Página </w:t>
+        </w:r>
+        <w:r>
+          <w:rPr>
+            <w:b/>
+            <w:bCs/>
+          </w:rPr>
+          <w:fldChar w:fldCharType="begin"/>
+        </w:r>
+        <w:r>
+          <w:rPr>
+            <w:b/>
+            <w:bCs/>
+          </w:rPr>
+          <w:instrText>PAGE  \* Arabic  \* MERGEFORMAT</w:instrText>
+        </w:r>
+        <w:r>
+          <w:rPr>
+            <w:b/>
+            <w:bCs/>
+          </w:rPr>
+          <w:fldChar w:fldCharType="separate"/>
+        </w:r>
+        <w:r>
+          <w:rPr>
+            <w:b/>
+            <w:bCs/>
+          </w:rPr>
+          <w:t>1</w:t>
+        </w:r>
+        <w:r>
+          <w:rPr>
+            <w:b/>
+            <w:bCs/>
+          </w:rPr>
+          <w:fldChar w:fldCharType="end"/>
+        </w:r>
+        <w:r>
+          <w:t xml:space="preserve"> de </w:t>
+        </w:r>
+        <w:r>
+          <w:rPr>
+            <w:b/>
+            <w:bCs/>
+          </w:rPr>
+          <w:fldChar w:fldCharType="begin"/>
+        </w:r>
+        <w:r>
+          <w:rPr>
+            <w:b/>
+            <w:bCs/>
+          </w:rPr>
+          <w:instrText>NUMPAGES  \* Arabic  \* MERGEFORMAT</w:instrText>
+        </w:r>
+        <w:r>
+          <w:rPr>
+            <w:b/>
+            <w:bCs/>
+          </w:rPr>
+          <w:fldChar w:fldCharType="separate"/>
+        </w:r>
+        <w:r>
+          <w:rPr>
+            <w:b/>
+            <w:bCs/>
+          </w:rPr>
+          <w:t>2</w:t>
+        </w:r>
+        <w:r>
+          <w:rPr>
+            <w:b/>
+            <w:bCs/>
+          </w:rPr>
+          <w:fldChar w:fldCharType="end"/>
+        </w:r>
+      </w:p>
+    </w:sdtContent>
+  </w:sdt>
+  <w:p>
+    <w:pPr>
+      <w:pStyle w:val="Piedepgina"/>
+    </w:pPr>
+  </w:p>
+</w:ftr>
+</file>
+
+<file path=word/footnotes.xml><?xml version="1.0" encoding="utf-8"?>
+<w:footnotes xmlns:wpc="http://schemas.microsoft.com/office/word/2010/wordprocessingCanvas" xmlns:cx="http://schemas.microsoft.com/office/drawing/2014/chartex" xmlns:cx1="http://schemas.microsoft.com/office/drawing/2015/9/8/chartex" xmlns:cx2="http://schemas.microsoft.com/office/drawing/2015/10/21/chartex" xmlns:cx3="http://schemas.microsoft.com/office/drawing/2016/5/9/chartex" xmlns:cx4="http://schemas.microsoft.com/office/drawing/2016/5/10/chartex" xmlns:cx5="http://schemas.microsoft.com/office/drawing/2016/5/11/chartex" xmlns:cx6="http://schemas.microsoft.com/office/drawing/2016/5/12/chartex" xmlns:cx7="http://schemas.microsoft.com/office/drawing/2016/5/13/chartex" xmlns:cx8="http://schemas.microsoft.com/office/drawing/2016/5/14/chartex" xmlns:mc="http://schemas.openxmlformats.org/markup-compatibility/2006" xmlns:aink="http://schemas.microsoft.com/office/drawing/2016/ink" xmlns:am3d="http://schemas.microsoft.com/office/drawing/2017/model3d" xmlns:o="urn:schemas-microsoft-com:office:office" xmlns:oel="http://schemas.microsoft.com/office/2019/extlst" xmlns:r="http://schemas.openxmlformats.org/officeDocument/2006/relationships" xmlns:m="http://schemas.openxmlformats.org/officeDocument/2006/math" xmlns:v="urn:schemas-microsoft-com:vml" xmlns:wp14="http://schemas.microsoft.com/office/word/2010/wordprocessingDrawing" xmlns:wp="http://schemas.openxmlformats.org/drawingml/2006/wordprocessingDrawing" xmlns:w10="urn:schemas-microsoft-com:office:word" xmlns:w="http://schemas.openxmlformats.org/wordprocessingml/2006/main" xmlns:w14="http://schemas.microsoft.com/office/word/2010/wordml" xmlns:w15="http://schemas.microsoft.com/office/word/2012/wordml" xmlns:w16cex="http://schemas.microsoft.com/office/word/2018/wordml/cex" xmlns:w16cid="http://schemas.microsoft.com/office/word/2016/wordml/cid" xmlns:w16="http://schemas.microsoft.com/office/word/2018/wordml" xmlns:w16du="http://schemas.microsoft.com/office/word/2023/wordml/word16du" xmlns:w16sdtdh="http://schemas.microsoft.com/office/word/2020/wordml/sdtdatahash" xmlns:w16sdtfl="http://schemas.microsoft.com/office/word/2024/wordml/sdtformatlock" xmlns:w16se="http://schemas.microsoft.com/office/word/2015/wordml/symex" xmlns:wpg="http://schemas.microsoft.com/office/word/2010/wordprocessingGroup" xmlns:wpi="http://schemas.microsoft.com/office/word/2010/wordprocessingInk" xmlns:wne="http://schemas.microsoft.com/office/word/2006/wordml" xmlns:wps="http://schemas.microsoft.com/office/word/2010/wordprocessingShape" mc:Ignorable="w14 w15 w16se w16cid w16 w16cex w16sdtdh w16sdtfl w16du wp14">
+  <w:footnote w:type="separator" w:id="-1">
+    <w:p>
+      <w:pPr>
+        <w:spacing w:after="0" w:line="240" w:lineRule="auto"/>
+      </w:pPr>
+      <w:r>
+        <w:separator/>
+      </w:r>
+    </w:p>
+  </w:footnote>
+  <w:footnote w:type="continuationSeparator" w:id="0">
+    <w:p>
+      <w:pPr>
+        <w:spacing w:after="0" w:line="240" w:lineRule="auto"/>
+      </w:pPr>
+      <w:r>
+        <w:continuationSeparator/>
+      </w:r>
+    </w:p>
+  </w:footnote>
+</w:footnotes>
+</file>
+
 <file path=word/numbering.xml><?xml version="1.0" encoding="utf-8"?>
-<w:numbering xmlns:wpc="http://schemas.microsoft.com/office/word/2010/wordprocessingCanvas" xmlns:cx="http://schemas.microsoft.com/office/drawing/2014/chartex" xmlns:cx1="http://schemas.microsoft.com/office/drawing/2015/9/8/chartex" xmlns:cx2="http://schemas.microsoft.com/office/drawing/2015/10/21/chartex" xmlns:cx3="http://schemas.microsoft.com/office/drawing/2016/5/9/chartex" xmlns:cx4="http://schemas.microsoft.com/office/drawing/2016/5/10/chartex" xmlns:cx5="http://schemas.microsoft.com/office/drawing/2016/5/11/chartex" xmlns:cx6="http://schemas.microsoft.com/office/drawing/2016/5/12/chartex" xmlns:cx7="http://schemas.microsoft.com/office/drawing/2016/5/13/chartex" xmlns:cx8="http://schemas.microsoft.com/office/drawing/2016/5/14/chartex" xmlns:mc="http://schemas.openxmlformats.org/markup-compatibility/2006" xmlns:aink="http://schemas.microsoft.com/office/drawing/2016/ink" xmlns:am3d="http://schemas.microsoft.com/office/drawing/2017/model3d" xmlns:o="urn:schemas-microsoft-com:office:office" xmlns:r="http://schemas.openxmlformats.org/officeDocument/2006/relationships" xmlns:m="http://schemas.openxmlformats.org/officeDocument/2006/math" xmlns:v="urn:schemas-microsoft-com:vml" xmlns:wp14="http://schemas.microsoft.com/office/word/2010/wordprocessingDrawing" xmlns:wp="http://schemas.openxmlformats.org/drawingml/2006/wordprocessingDrawing" xmlns:w10="urn:schemas-microsoft-com:office:word" xmlns:w="http://schemas.openxmlformats.org/wordprocessingml/2006/main" xmlns:w14="http://schemas.microsoft.com/office/word/2010/wordml" xmlns:w15="http://schemas.microsoft.com/office/word/2012/wordml" xmlns:w16cid="http://schemas.microsoft.com/office/word/2016/wordml/cid" xmlns:w16se="http://schemas.microsoft.com/office/word/2015/wordml/symex" xmlns:wpg="http://schemas.microsoft.com/office/word/2010/wordprocessingGroup" xmlns:wpi="http://schemas.microsoft.com/office/word/2010/wordprocessingInk" xmlns:wne="http://schemas.microsoft.com/office/word/2006/wordml" xmlns:wps="http://schemas.microsoft.com/office/word/2010/wordprocessingShape" mc:Ignorable="w14 w15 w16se w16cid wp14">
+<w:numbering xmlns:wpc="http://schemas.microsoft.com/office/word/2010/wordprocessingCanvas" xmlns:cx="http://schemas.microsoft.com/office/drawing/2014/chartex" xmlns:cx1="http://schemas.microsoft.com/office/drawing/2015/9/8/chartex" xmlns:cx2="http://schemas.microsoft.com/office/drawing/2015/10/21/chartex" xmlns:cx3="http://schemas.microsoft.com/office/drawing/2016/5/9/chartex" xmlns:cx4="http://schemas.microsoft.com/office/drawing/2016/5/10/chartex" xmlns:cx5="http://schemas.microsoft.com/office/drawing/2016/5/11/chartex" xmlns:cx6="http://schemas.microsoft.com/office/drawing/2016/5/12/chartex" xmlns:cx7="http://schemas.microsoft.com/office/drawing/2016/5/13/chartex" xmlns:cx8="http://schemas.microsoft.com/office/drawing/2016/5/14/chartex" xmlns:mc="http://schemas.openxmlformats.org/markup-compatibility/2006" xmlns:aink="http://schemas.microsoft.com/office/drawing/2016/ink" xmlns:am3d="http://schemas.microsoft.com/office/drawing/2017/model3d" xmlns:o="urn:schemas-microsoft-com:office:office" xmlns:oel="http://schemas.microsoft.com/office/2019/extlst" xmlns:r="http://schemas.openxmlformats.org/officeDocument/2006/relationships" xmlns:m="http://schemas.openxmlformats.org/officeDocument/2006/math" xmlns:v="urn:schemas-microsoft-com:vml" xmlns:wp14="http://schemas.microsoft.com/office/word/2010/wordprocessingDrawing" xmlns:wp="http://schemas.openxmlformats.org/drawingml/2006/wordprocessingDrawing" xmlns:w10="urn:schemas-microsoft-com:office:word" xmlns:w="http://schemas.openxmlformats.org/wordprocessingml/2006/main" xmlns:w14="http://schemas.microsoft.com/office/word/2010/wordml" xmlns:w15="http://schemas.microsoft.com/office/word/2012/wordml" xmlns:w16cex="http://schemas.microsoft.com/office/word/2018/wordml/cex" xmlns:w16cid="http://schemas.microsoft.com/office/word/2016/wordml/cid" xmlns:w16="http://schemas.microsoft.com/office/word/2018/wordml" xmlns:w16du="http://schemas.microsoft.com/office/word/2023/wordml/word16du" xmlns:w16sdtdh="http://schemas.microsoft.com/office/word/2020/wordml/sdtdatahash" xmlns:w16sdtfl="http://schemas.microsoft.com/office/word/2024/wordml/sdtformatlock" xmlns:w16se="http://schemas.microsoft.com/office/word/2015/wordml/symex" xmlns:wpg="http://schemas.microsoft.com/office/word/2010/wordprocessingGroup" xmlns:wpi="http://schemas.microsoft.com/office/word/2010/wordprocessingInk" xmlns:wne="http://schemas.microsoft.com/office/word/2006/wordml" xmlns:wps="http://schemas.microsoft.com/office/word/2010/wordprocessingShape" mc:Ignorable="w14 w15 w16se w16cid w16 w16cex w16sdtdh w16sdtfl w16du wp14">
   <w:abstractNum w:abstractNumId="0" w15:restartNumberingAfterBreak="0">
+    <w:nsid w:val="01C3349B"/>
+    <w:multiLevelType w:val="hybridMultilevel"/>
+    <w:tmpl w:val="AE14D362"/>
+    <w:lvl w:ilvl="0" w:tplc="AC2C87DA">
+      <w:start w:val="1"/>
+      <w:numFmt w:val="decimal"/>
+      <w:pStyle w:val="Ttulo1"/>
+      <w:lvlText w:val="%1."/>
+      <w:lvlJc w:val="left"/>
+      <w:pPr>
+        <w:ind w:left="720" w:hanging="360"/>
+      </w:pPr>
+    </w:lvl>
+    <w:lvl w:ilvl="1" w:tplc="0C0A0019" w:tentative="1">
+      <w:start w:val="1"/>
+      <w:numFmt w:val="lowerLetter"/>
+      <w:lvlText w:val="%2."/>
+      <w:lvlJc w:val="left"/>
+      <w:pPr>
+        <w:ind w:left="1440" w:hanging="360"/>
+      </w:pPr>
+    </w:lvl>
+    <w:lvl w:ilvl="2" w:tplc="0C0A001B" w:tentative="1">
+      <w:start w:val="1"/>
+      <w:numFmt w:val="lowerRoman"/>
+      <w:lvlText w:val="%3."/>
+      <w:lvlJc w:val="right"/>
+      <w:pPr>
+        <w:ind w:left="2160" w:hanging="180"/>
+      </w:pPr>
+    </w:lvl>
+    <w:lvl w:ilvl="3" w:tplc="0C0A000F" w:tentative="1">
+      <w:start w:val="1"/>
+      <w:numFmt w:val="decimal"/>
+      <w:lvlText w:val="%4."/>
+      <w:lvlJc w:val="left"/>
+      <w:pPr>
+        <w:ind w:left="2880" w:hanging="360"/>
+      </w:pPr>
+    </w:lvl>
+    <w:lvl w:ilvl="4" w:tplc="0C0A0019" w:tentative="1">
+      <w:start w:val="1"/>
+      <w:numFmt w:val="lowerLetter"/>
+      <w:lvlText w:val="%5."/>
+      <w:lvlJc w:val="left"/>
+      <w:pPr>
+        <w:ind w:left="3600" w:hanging="360"/>
+      </w:pPr>
+    </w:lvl>
+    <w:lvl w:ilvl="5" w:tplc="0C0A001B" w:tentative="1">
+      <w:start w:val="1"/>
+      <w:numFmt w:val="lowerRoman"/>
+      <w:lvlText w:val="%6."/>
+      <w:lvlJc w:val="right"/>
+      <w:pPr>
+        <w:ind w:left="4320" w:hanging="180"/>
+      </w:pPr>
+    </w:lvl>
+    <w:lvl w:ilvl="6" w:tplc="0C0A000F" w:tentative="1">
+      <w:start w:val="1"/>
+      <w:numFmt w:val="decimal"/>
+      <w:lvlText w:val="%7."/>
+      <w:lvlJc w:val="left"/>
+      <w:pPr>
+        <w:ind w:left="5040" w:hanging="360"/>
+      </w:pPr>
+    </w:lvl>
+    <w:lvl w:ilvl="7" w:tplc="0C0A0019" w:tentative="1">
+      <w:start w:val="1"/>
+      <w:numFmt w:val="lowerLetter"/>
+      <w:lvlText w:val="%8."/>
+      <w:lvlJc w:val="left"/>
+      <w:pPr>
+        <w:ind w:left="5760" w:hanging="360"/>
+      </w:pPr>
+    </w:lvl>
+    <w:lvl w:ilvl="8" w:tplc="0C0A001B" w:tentative="1">
+      <w:start w:val="1"/>
+      <w:numFmt w:val="lowerRoman"/>
+      <w:lvlText w:val="%9."/>
+      <w:lvlJc w:val="right"/>
+      <w:pPr>
+        <w:ind w:left="6480" w:hanging="180"/>
+      </w:pPr>
+    </w:lvl>
+  </w:abstractNum>
+  <w:abstractNum w:abstractNumId="1" w15:restartNumberingAfterBreak="0">
     <w:nsid w:val="42877698"/>
     <w:multiLevelType w:val="hybridMultilevel"/>
     <w:tmpl w:val="3E887ACE"/>
@@ -3329,14 +4753,131 @@
       </w:rPr>
     </w:lvl>
   </w:abstractNum>
-  <w:num w:numId="1">
+  <w:abstractNum w:abstractNumId="2" w15:restartNumberingAfterBreak="0">
+    <w:nsid w:val="475559D5"/>
+    <w:multiLevelType w:val="hybridMultilevel"/>
+    <w:tmpl w:val="F9467F30"/>
+    <w:lvl w:ilvl="0" w:tplc="BAAA7D8A">
+      <w:start w:val="1"/>
+      <w:numFmt w:val="decimal"/>
+      <w:pStyle w:val="Ttulo2"/>
+      <w:lvlText w:val="%1."/>
+      <w:lvlJc w:val="left"/>
+      <w:pPr>
+        <w:ind w:left="720" w:hanging="360"/>
+      </w:pPr>
+    </w:lvl>
+    <w:lvl w:ilvl="1" w:tplc="0C0A0019" w:tentative="1">
+      <w:start w:val="1"/>
+      <w:numFmt w:val="lowerLetter"/>
+      <w:lvlText w:val="%2."/>
+      <w:lvlJc w:val="left"/>
+      <w:pPr>
+        <w:ind w:left="1440" w:hanging="360"/>
+      </w:pPr>
+    </w:lvl>
+    <w:lvl w:ilvl="2" w:tplc="0C0A001B" w:tentative="1">
+      <w:start w:val="1"/>
+      <w:numFmt w:val="lowerRoman"/>
+      <w:lvlText w:val="%3."/>
+      <w:lvlJc w:val="right"/>
+      <w:pPr>
+        <w:ind w:left="2160" w:hanging="180"/>
+      </w:pPr>
+    </w:lvl>
+    <w:lvl w:ilvl="3" w:tplc="0C0A000F" w:tentative="1">
+      <w:start w:val="1"/>
+      <w:numFmt w:val="decimal"/>
+      <w:lvlText w:val="%4."/>
+      <w:lvlJc w:val="left"/>
+      <w:pPr>
+        <w:ind w:left="2880" w:hanging="360"/>
+      </w:pPr>
+    </w:lvl>
+    <w:lvl w:ilvl="4" w:tplc="0C0A0019" w:tentative="1">
+      <w:start w:val="1"/>
+      <w:numFmt w:val="lowerLetter"/>
+      <w:lvlText w:val="%5."/>
+      <w:lvlJc w:val="left"/>
+      <w:pPr>
+        <w:ind w:left="3600" w:hanging="360"/>
+      </w:pPr>
+    </w:lvl>
+    <w:lvl w:ilvl="5" w:tplc="0C0A001B" w:tentative="1">
+      <w:start w:val="1"/>
+      <w:numFmt w:val="lowerRoman"/>
+      <w:lvlText w:val="%6."/>
+      <w:lvlJc w:val="right"/>
+      <w:pPr>
+        <w:ind w:left="4320" w:hanging="180"/>
+      </w:pPr>
+    </w:lvl>
+    <w:lvl w:ilvl="6" w:tplc="0C0A000F" w:tentative="1">
+      <w:start w:val="1"/>
+      <w:numFmt w:val="decimal"/>
+      <w:lvlText w:val="%7."/>
+      <w:lvlJc w:val="left"/>
+      <w:pPr>
+        <w:ind w:left="5040" w:hanging="360"/>
+      </w:pPr>
+    </w:lvl>
+    <w:lvl w:ilvl="7" w:tplc="0C0A0019" w:tentative="1">
+      <w:start w:val="1"/>
+      <w:numFmt w:val="lowerLetter"/>
+      <w:lvlText w:val="%8."/>
+      <w:lvlJc w:val="left"/>
+      <w:pPr>
+        <w:ind w:left="5760" w:hanging="360"/>
+      </w:pPr>
+    </w:lvl>
+    <w:lvl w:ilvl="8" w:tplc="0C0A001B" w:tentative="1">
+      <w:start w:val="1"/>
+      <w:numFmt w:val="lowerRoman"/>
+      <w:lvlText w:val="%9."/>
+      <w:lvlJc w:val="right"/>
+      <w:pPr>
+        <w:ind w:left="6480" w:hanging="180"/>
+      </w:pPr>
+    </w:lvl>
+  </w:abstractNum>
+  <w:num w:numId="1" w16cid:durableId="1043208987">
+    <w:abstractNumId w:val="1"/>
+  </w:num>
+  <w:num w:numId="2" w16cid:durableId="740325714">
     <w:abstractNumId w:val="0"/>
+  </w:num>
+  <w:num w:numId="3" w16cid:durableId="1553082525">
+    <w:abstractNumId w:val="2"/>
+  </w:num>
+  <w:num w:numId="4" w16cid:durableId="923730687">
+    <w:abstractNumId w:val="2"/>
+    <w:lvlOverride w:ilvl="0">
+      <w:startOverride w:val="1"/>
+    </w:lvlOverride>
+  </w:num>
+  <w:num w:numId="5" w16cid:durableId="2124064">
+    <w:abstractNumId w:val="2"/>
+    <w:lvlOverride w:ilvl="0">
+      <w:startOverride w:val="1"/>
+    </w:lvlOverride>
+  </w:num>
+  <w:num w:numId="6" w16cid:durableId="501626441">
+    <w:abstractNumId w:val="2"/>
+    <w:lvlOverride w:ilvl="0">
+      <w:startOverride w:val="1"/>
+    </w:lvlOverride>
+  </w:num>
+  <w:num w:numId="7" w16cid:durableId="2103799788">
+    <w:abstractNumId w:val="2"/>
+    <w:lvlOverride w:ilvl="0">
+      <w:startOverride w:val="1"/>
+    </w:lvlOverride>
   </w:num>
 </w:numbering>
 </file>
 
 <file path=word/styles.xml><?xml version="1.0" encoding="utf-8"?>
-<w:styles xmlns:mc="http://schemas.openxmlformats.org/markup-compatibility/2006" xmlns:r="http://schemas.openxmlformats.org/officeDocument/2006/relationships" xmlns:w="http://schemas.openxmlformats.org/wordprocessingml/2006/main" xmlns:w14="http://schemas.microsoft.com/office/word/2010/wordml" xmlns:w15="http://schemas.microsoft.com/office/word/2012/wordml" xmlns:w16cid="http://schemas.microsoft.com/office/word/2016/wordml/cid" xmlns:w16se="http://schemas.microsoft.com/office/word/2015/wordml/symex" mc:Ignorable="w14 w15 w16se w16cid">
+<w:styles xmlns:mc="http://schemas.openxmlformats.org/markup-compatibility/2006" xmlns:r="http://schemas.openxmlformats.org/officeDocument/2006/relationships" xmlns:w="http://schemas.openxmlformats.org/wordprocessingml/2006/main" xmlns:w14="http://schemas.microsoft.com/office/word/2010/wordml" xmlns:w15="http://schemas.microsoft.com/office/word/2012/wordml" xmlns:w16cex="http://schemas.microsoft.com/office/word/2018/wordml/cex" xmlns:w16cid="http://schemas.microsoft.com/office/word/2016/wordml/cid" xmlns:w16="http://schemas.microsoft.com/office/word/2018/wordml" xmlns:w16du="http://schemas.microsoft.com/office/word/2023/wordml/word16du" xmlns:w16sdtdh="http://schemas.microsoft.com/office/word/2020/wordml/sdtdatahash" xmlns:w16sdtfl="http://schemas.microsoft.com/office/word/2024/wordml/sdtformatlock" xmlns:w16se="http://schemas.microsoft.com/office/word/2015/wordml/symex" mc:Ignorable="w14 w15 w16se w16cid w16 w16cex w16sdtdh w16sdtfl w16du">
   <w:docDefaults>
     <w:rPrDefault>
       <w:rPr>
@@ -3352,7 +4893,7 @@
       </w:pPr>
     </w:pPrDefault>
   </w:docDefaults>
-  <w:latentStyles w:defLockedState="0" w:defUIPriority="99" w:defSemiHidden="0" w:defUnhideWhenUsed="0" w:defQFormat="0" w:count="375">
+  <w:latentStyles w:defLockedState="0" w:defUIPriority="99" w:defSemiHidden="0" w:defUnhideWhenUsed="0" w:defQFormat="0" w:count="376">
     <w:lsdException w:name="Normal" w:uiPriority="0" w:qFormat="1"/>
     <w:lsdException w:name="heading 1" w:uiPriority="9" w:qFormat="1"/>
     <w:lsdException w:name="heading 2" w:semiHidden="1" w:uiPriority="9" w:unhideWhenUsed="1" w:qFormat="1"/>
@@ -3728,6 +5269,7 @@
     <w:lsdException w:name="Smart Hyperlink" w:semiHidden="1" w:unhideWhenUsed="1"/>
     <w:lsdException w:name="Hashtag" w:semiHidden="1" w:unhideWhenUsed="1"/>
     <w:lsdException w:name="Unresolved Mention" w:semiHidden="1" w:unhideWhenUsed="1"/>
+    <w:lsdException w:name="Smart Link" w:semiHidden="1" w:unhideWhenUsed="1"/>
   </w:latentStyles>
   <w:style w:type="paragraph" w:default="1" w:styleId="Normal">
     <w:name w:val="Normal"/>
@@ -3744,18 +5286,29 @@
     <w:link w:val="Ttulo1Car"/>
     <w:uiPriority w:val="9"/>
     <w:qFormat/>
-    <w:rsid w:val="009B215B"/>
+    <w:rsid w:val="00931ADB"/>
     <w:pPr>
       <w:keepNext/>
       <w:keepLines/>
-      <w:spacing w:before="240" w:after="0"/>
+      <w:numPr>
+        <w:numId w:val="2"/>
+      </w:numPr>
+      <w:pBdr>
+        <w:bottom w:val="single" w:sz="4" w:space="1" w:color="auto"/>
+      </w:pBdr>
+      <w:spacing w:before="240" w:after="0" w:line="240" w:lineRule="auto"/>
       <w:outlineLvl w:val="0"/>
     </w:pPr>
     <w:rPr>
       <w:rFonts w:asciiTheme="majorHAnsi" w:eastAsiaTheme="majorEastAsia" w:hAnsiTheme="majorHAnsi" w:cstheme="majorBidi"/>
-      <w:color w:val="2F5496" w:themeColor="accent1" w:themeShade="BF"/>
-      <w:sz w:val="32"/>
+      <w:color w:val="000000" w:themeColor="text1"/>
+      <w:sz w:val="40"/>
       <w:szCs w:val="32"/>
+      <w14:textOutline w14:w="9525" w14:cap="rnd" w14:cmpd="sng" w14:algn="ctr">
+        <w14:noFill/>
+        <w14:prstDash w14:val="solid"/>
+        <w14:bevel/>
+      </w14:textOutline>
     </w:rPr>
   </w:style>
   <w:style w:type="paragraph" w:styleId="Ttulo2">
@@ -3766,17 +5319,20 @@
     <w:uiPriority w:val="9"/>
     <w:unhideWhenUsed/>
     <w:qFormat/>
-    <w:rsid w:val="009B215B"/>
+    <w:rsid w:val="009A5084"/>
     <w:pPr>
       <w:keepNext/>
       <w:keepLines/>
+      <w:numPr>
+        <w:numId w:val="3"/>
+      </w:numPr>
       <w:spacing w:before="40" w:after="0"/>
       <w:outlineLvl w:val="1"/>
     </w:pPr>
     <w:rPr>
       <w:rFonts w:asciiTheme="majorHAnsi" w:eastAsiaTheme="majorEastAsia" w:hAnsiTheme="majorHAnsi" w:cstheme="majorBidi"/>
       <w:color w:val="2F5496" w:themeColor="accent1" w:themeShade="BF"/>
-      <w:sz w:val="26"/>
+      <w:sz w:val="36"/>
       <w:szCs w:val="26"/>
     </w:rPr>
   </w:style>
@@ -3827,6 +5383,7 @@
   <w:style w:type="character" w:default="1" w:styleId="Fuentedeprrafopredeter">
     <w:name w:val="Default Paragraph Font"/>
     <w:uiPriority w:val="1"/>
+    <w:semiHidden/>
     <w:unhideWhenUsed/>
   </w:style>
   <w:style w:type="table" w:default="1" w:styleId="Tablanormal">
@@ -3855,12 +5412,17 @@
     <w:basedOn w:val="Fuentedeprrafopredeter"/>
     <w:link w:val="Ttulo1"/>
     <w:uiPriority w:val="9"/>
-    <w:rsid w:val="009B215B"/>
+    <w:rsid w:val="00931ADB"/>
     <w:rPr>
       <w:rFonts w:asciiTheme="majorHAnsi" w:eastAsiaTheme="majorEastAsia" w:hAnsiTheme="majorHAnsi" w:cstheme="majorBidi"/>
-      <w:color w:val="2F5496" w:themeColor="accent1" w:themeShade="BF"/>
-      <w:sz w:val="32"/>
+      <w:color w:val="000000" w:themeColor="text1"/>
+      <w:sz w:val="40"/>
       <w:szCs w:val="32"/>
+      <w14:textOutline w14:w="9525" w14:cap="rnd" w14:cmpd="sng" w14:algn="ctr">
+        <w14:noFill/>
+        <w14:prstDash w14:val="solid"/>
+        <w14:bevel/>
+      </w14:textOutline>
     </w:rPr>
   </w:style>
   <w:style w:type="character" w:customStyle="1" w:styleId="Ttulo2Car">
@@ -3868,11 +5430,11 @@
     <w:basedOn w:val="Fuentedeprrafopredeter"/>
     <w:link w:val="Ttulo2"/>
     <w:uiPriority w:val="9"/>
-    <w:rsid w:val="009B215B"/>
+    <w:rsid w:val="009A5084"/>
     <w:rPr>
       <w:rFonts w:asciiTheme="majorHAnsi" w:eastAsiaTheme="majorEastAsia" w:hAnsiTheme="majorHAnsi" w:cstheme="majorBidi"/>
       <w:color w:val="2F5496" w:themeColor="accent1" w:themeShade="BF"/>
-      <w:sz w:val="26"/>
+      <w:sz w:val="36"/>
       <w:szCs w:val="26"/>
     </w:rPr>
   </w:style>
@@ -3995,6 +5557,84 @@
       <w:sz w:val="18"/>
       <w:szCs w:val="18"/>
     </w:rPr>
+  </w:style>
+  <w:style w:type="paragraph" w:styleId="Ttulo">
+    <w:name w:val="Title"/>
+    <w:basedOn w:val="Normal"/>
+    <w:next w:val="Normal"/>
+    <w:link w:val="TtuloCar"/>
+    <w:uiPriority w:val="10"/>
+    <w:qFormat/>
+    <w:rsid w:val="009A5084"/>
+    <w:pPr>
+      <w:spacing w:after="0" w:line="240" w:lineRule="auto"/>
+      <w:contextualSpacing/>
+    </w:pPr>
+    <w:rPr>
+      <w:rFonts w:asciiTheme="majorHAnsi" w:eastAsiaTheme="majorEastAsia" w:hAnsiTheme="majorHAnsi" w:cstheme="majorBidi"/>
+      <w:spacing w:val="-10"/>
+      <w:kern w:val="28"/>
+      <w:sz w:val="56"/>
+      <w:szCs w:val="56"/>
+    </w:rPr>
+  </w:style>
+  <w:style w:type="character" w:customStyle="1" w:styleId="TtuloCar">
+    <w:name w:val="Título Car"/>
+    <w:basedOn w:val="Fuentedeprrafopredeter"/>
+    <w:link w:val="Ttulo"/>
+    <w:uiPriority w:val="10"/>
+    <w:rsid w:val="009A5084"/>
+    <w:rPr>
+      <w:rFonts w:asciiTheme="majorHAnsi" w:eastAsiaTheme="majorEastAsia" w:hAnsiTheme="majorHAnsi" w:cstheme="majorBidi"/>
+      <w:spacing w:val="-10"/>
+      <w:kern w:val="28"/>
+      <w:sz w:val="56"/>
+      <w:szCs w:val="56"/>
+    </w:rPr>
+  </w:style>
+  <w:style w:type="paragraph" w:styleId="Encabezado">
+    <w:name w:val="header"/>
+    <w:basedOn w:val="Normal"/>
+    <w:link w:val="EncabezadoCar"/>
+    <w:uiPriority w:val="99"/>
+    <w:unhideWhenUsed/>
+    <w:rsid w:val="00931ADB"/>
+    <w:pPr>
+      <w:tabs>
+        <w:tab w:val="center" w:pos="4252"/>
+        <w:tab w:val="right" w:pos="8504"/>
+      </w:tabs>
+      <w:spacing w:after="0" w:line="240" w:lineRule="auto"/>
+    </w:pPr>
+  </w:style>
+  <w:style w:type="character" w:customStyle="1" w:styleId="EncabezadoCar">
+    <w:name w:val="Encabezado Car"/>
+    <w:basedOn w:val="Fuentedeprrafopredeter"/>
+    <w:link w:val="Encabezado"/>
+    <w:uiPriority w:val="99"/>
+    <w:rsid w:val="00931ADB"/>
+  </w:style>
+  <w:style w:type="paragraph" w:styleId="Piedepgina">
+    <w:name w:val="footer"/>
+    <w:basedOn w:val="Normal"/>
+    <w:link w:val="PiedepginaCar"/>
+    <w:uiPriority w:val="99"/>
+    <w:unhideWhenUsed/>
+    <w:rsid w:val="00931ADB"/>
+    <w:pPr>
+      <w:tabs>
+        <w:tab w:val="center" w:pos="4252"/>
+        <w:tab w:val="right" w:pos="8504"/>
+      </w:tabs>
+      <w:spacing w:after="0" w:line="240" w:lineRule="auto"/>
+    </w:pPr>
+  </w:style>
+  <w:style w:type="character" w:customStyle="1" w:styleId="PiedepginaCar">
+    <w:name w:val="Pie de página Car"/>
+    <w:basedOn w:val="Fuentedeprrafopredeter"/>
+    <w:link w:val="Piedepgina"/>
+    <w:uiPriority w:val="99"/>
+    <w:rsid w:val="00931ADB"/>
   </w:style>
 </w:styles>
 </file>
